--- a/docx/Parts/Part17.docx
+++ b/docx/Parts/Part17.docx
@@ -765,7 +765,7 @@
         <w:rPr>
           <w:color w:val="0000FF"/>
         </w:rPr>
-        <w:instrText xml:space="preserve"> REF _Numd19e1937 \h </w:instrText>
+        <w:instrText xml:space="preserve"> REF _Numd19e1927 \h </w:instrText>
       </w:r>
       <w:r>
         <w:fldChar w:fldCharType="separate"/>
@@ -811,7 +811,7 @@
         <w:rPr>
           <w:color w:val="0000FF"/>
         </w:rPr>
-        <w:instrText xml:space="preserve"> REF _Numd19e2024 \h </w:instrText>
+        <w:instrText xml:space="preserve"> REF _Numd19e2014 \h </w:instrText>
       </w:r>
       <w:r>
         <w:fldChar w:fldCharType="separate"/>
@@ -857,7 +857,7 @@
         <w:rPr>
           <w:color w:val="0000FF"/>
         </w:rPr>
-        <w:instrText xml:space="preserve"> REF _Numd19e2037 \h </w:instrText>
+        <w:instrText xml:space="preserve"> REF _Numd19e2027 \h </w:instrText>
       </w:r>
       <w:r>
         <w:fldChar w:fldCharType="separate"/>
@@ -903,7 +903,7 @@
         <w:rPr>
           <w:color w:val="0000FF"/>
         </w:rPr>
-        <w:instrText xml:space="preserve"> REF _Numd19e2056 \h </w:instrText>
+        <w:instrText xml:space="preserve"> REF _Numd19e2046 \h </w:instrText>
       </w:r>
       <w:r>
         <w:fldChar w:fldCharType="separate"/>
@@ -949,7 +949,7 @@
         <w:rPr>
           <w:color w:val="0000FF"/>
         </w:rPr>
-        <w:instrText xml:space="preserve"> REF _Numd19e2070 \h </w:instrText>
+        <w:instrText xml:space="preserve"> REF _Numd19e2060 \h </w:instrText>
       </w:r>
       <w:r>
         <w:fldChar w:fldCharType="separate"/>
@@ -995,7 +995,7 @@
         <w:rPr>
           <w:color w:val="0000FF"/>
         </w:rPr>
-        <w:instrText xml:space="preserve"> REF _Numd19e2218 \h </w:instrText>
+        <w:instrText xml:space="preserve"> REF _Numd19e2208 \h </w:instrText>
       </w:r>
       <w:r>
         <w:fldChar w:fldCharType="separate"/>
@@ -1041,7 +1041,7 @@
         <w:rPr>
           <w:color w:val="0000FF"/>
         </w:rPr>
-        <w:instrText xml:space="preserve"> REF _Numd19e2340 \h </w:instrText>
+        <w:instrText xml:space="preserve"> REF _Numd19e2330 \h </w:instrText>
       </w:r>
       <w:r>
         <w:fldChar w:fldCharType="separate"/>
@@ -1087,7 +1087,7 @@
         <w:rPr>
           <w:color w:val="0000FF"/>
         </w:rPr>
-        <w:instrText xml:space="preserve"> REF _Numd19e2439 \h </w:instrText>
+        <w:instrText xml:space="preserve"> REF _Numd19e2429 \h </w:instrText>
       </w:r>
       <w:r>
         <w:fldChar w:fldCharType="separate"/>
@@ -1133,7 +1133,7 @@
         <w:rPr>
           <w:color w:val="0000FF"/>
         </w:rPr>
-        <w:instrText xml:space="preserve"> REF _Numd19e2479 \h </w:instrText>
+        <w:instrText xml:space="preserve"> REF _Numd19e2469 \h </w:instrText>
       </w:r>
       <w:r>
         <w:fldChar w:fldCharType="separate"/>
@@ -1179,7 +1179,7 @@
         <w:rPr>
           <w:color w:val="0000FF"/>
         </w:rPr>
-        <w:instrText xml:space="preserve"> REF _Numd19e2516 \h </w:instrText>
+        <w:instrText xml:space="preserve"> REF _Numd19e2506 \h </w:instrText>
       </w:r>
       <w:r>
         <w:fldChar w:fldCharType="separate"/>
@@ -1225,7 +1225,7 @@
         <w:rPr>
           <w:color w:val="0000FF"/>
         </w:rPr>
-        <w:instrText xml:space="preserve"> REF _Numd19e2762 \h </w:instrText>
+        <w:instrText xml:space="preserve"> REF _Numd19e2752 \h </w:instrText>
       </w:r>
       <w:r>
         <w:fldChar w:fldCharType="separate"/>
@@ -1271,7 +1271,7 @@
         <w:rPr>
           <w:color w:val="0000FF"/>
         </w:rPr>
-        <w:instrText xml:space="preserve"> REF _Numd19e2949 \h </w:instrText>
+        <w:instrText xml:space="preserve"> REF _Numd19e2939 \h </w:instrText>
       </w:r>
       <w:r>
         <w:fldChar w:fldCharType="separate"/>
@@ -1317,7 +1317,7 @@
         <w:rPr>
           <w:color w:val="0000FF"/>
         </w:rPr>
-        <w:instrText xml:space="preserve"> REF _Numd19e2965 \h </w:instrText>
+        <w:instrText xml:space="preserve"> REF _Numd19e2955 \h </w:instrText>
       </w:r>
       <w:r>
         <w:fldChar w:fldCharType="separate"/>
@@ -1363,7 +1363,7 @@
         <w:rPr>
           <w:color w:val="0000FF"/>
         </w:rPr>
-        <w:instrText xml:space="preserve"> REF _Numd19e2978 \h </w:instrText>
+        <w:instrText xml:space="preserve"> REF _Numd19e2968 \h </w:instrText>
       </w:r>
       <w:r>
         <w:fldChar w:fldCharType="separate"/>
@@ -1409,7 +1409,7 @@
         <w:rPr>
           <w:color w:val="0000FF"/>
         </w:rPr>
-        <w:instrText xml:space="preserve"> REF _Numd19e3049 \h </w:instrText>
+        <w:instrText xml:space="preserve"> REF _Numd19e3039 \h </w:instrText>
       </w:r>
       <w:r>
         <w:fldChar w:fldCharType="separate"/>
@@ -1455,7 +1455,7 @@
         <w:rPr>
           <w:color w:val="0000FF"/>
         </w:rPr>
-        <w:instrText xml:space="preserve"> REF _Numd19e3111 \h </w:instrText>
+        <w:instrText xml:space="preserve"> REF _Numd19e3101 \h </w:instrText>
       </w:r>
       <w:r>
         <w:fldChar w:fldCharType="separate"/>
@@ -1501,7 +1501,7 @@
         <w:rPr>
           <w:color w:val="0000FF"/>
         </w:rPr>
-        <w:instrText xml:space="preserve"> REF _Numd19e3168 \h </w:instrText>
+        <w:instrText xml:space="preserve"> REF _Numd19e3158 \h </w:instrText>
       </w:r>
       <w:r>
         <w:fldChar w:fldCharType="separate"/>
@@ -1547,7 +1547,7 @@
         <w:rPr>
           <w:color w:val="0000FF"/>
         </w:rPr>
-        <w:instrText xml:space="preserve"> REF _Numd19e3181 \h </w:instrText>
+        <w:instrText xml:space="preserve"> REF _Numd19e3171 \h </w:instrText>
       </w:r>
       <w:r>
         <w:fldChar w:fldCharType="separate"/>
@@ -1593,7 +1593,7 @@
         <w:rPr>
           <w:color w:val="0000FF"/>
         </w:rPr>
-        <w:instrText xml:space="preserve"> REF _Numd19e3266 \h </w:instrText>
+        <w:instrText xml:space="preserve"> REF _Numd19e3251 \h </w:instrText>
       </w:r>
       <w:r>
         <w:fldChar w:fldCharType="separate"/>
@@ -1639,7 +1639,7 @@
         <w:rPr>
           <w:color w:val="0000FF"/>
         </w:rPr>
-        <w:instrText xml:space="preserve"> REF _Numd19e3320 \h </w:instrText>
+        <w:instrText xml:space="preserve"> REF _Numd19e3305 \h </w:instrText>
       </w:r>
       <w:r>
         <w:fldChar w:fldCharType="separate"/>
@@ -1685,7 +1685,7 @@
         <w:rPr>
           <w:color w:val="0000FF"/>
         </w:rPr>
-        <w:instrText xml:space="preserve"> REF _Numd19e3333 \h </w:instrText>
+        <w:instrText xml:space="preserve"> REF _Numd19e3318 \h </w:instrText>
       </w:r>
       <w:r>
         <w:fldChar w:fldCharType="separate"/>
@@ -1731,7 +1731,7 @@
         <w:rPr>
           <w:color w:val="0000FF"/>
         </w:rPr>
-        <w:instrText xml:space="preserve"> REF _Numd19e3476 \h </w:instrText>
+        <w:instrText xml:space="preserve"> REF _Numd19e3461 \h </w:instrText>
       </w:r>
       <w:r>
         <w:fldChar w:fldCharType="separate"/>
@@ -1777,7 +1777,7 @@
         <w:rPr>
           <w:color w:val="0000FF"/>
         </w:rPr>
-        <w:instrText xml:space="preserve"> REF _Numd19e3641 \h </w:instrText>
+        <w:instrText xml:space="preserve"> REF _Numd19e3626 \h </w:instrText>
       </w:r>
       <w:r>
         <w:fldChar w:fldCharType="separate"/>
@@ -1823,7 +1823,7 @@
         <w:rPr>
           <w:color w:val="0000FF"/>
         </w:rPr>
-        <w:instrText xml:space="preserve"> REF _Numd19e3810 \h </w:instrText>
+        <w:instrText xml:space="preserve"> REF _Numd19e3795 \h </w:instrText>
       </w:r>
       <w:r>
         <w:fldChar w:fldCharType="separate"/>
@@ -1869,7 +1869,7 @@
         <w:rPr>
           <w:color w:val="0000FF"/>
         </w:rPr>
-        <w:instrText xml:space="preserve"> REF _Numd19e3847 \h </w:instrText>
+        <w:instrText xml:space="preserve"> REF _Numd19e3832 \h </w:instrText>
       </w:r>
       <w:r>
         <w:fldChar w:fldCharType="separate"/>
@@ -1915,7 +1915,7 @@
         <w:rPr>
           <w:color w:val="0000FF"/>
         </w:rPr>
-        <w:instrText xml:space="preserve"> REF _Numd19e3860 \h </w:instrText>
+        <w:instrText xml:space="preserve"> REF _Numd19e3845 \h </w:instrText>
       </w:r>
       <w:r>
         <w:fldChar w:fldCharType="separate"/>
@@ -1961,7 +1961,7 @@
         <w:rPr>
           <w:color w:val="0000FF"/>
         </w:rPr>
-        <w:instrText xml:space="preserve"> REF _Numd19e3879 \h </w:instrText>
+        <w:instrText xml:space="preserve"> REF _Numd19e3864 \h </w:instrText>
       </w:r>
       <w:r>
         <w:fldChar w:fldCharType="separate"/>
@@ -2007,7 +2007,7 @@
         <w:rPr>
           <w:color w:val="0000FF"/>
         </w:rPr>
-        <w:instrText xml:space="preserve"> REF _Numd19e3900 \h </w:instrText>
+        <w:instrText xml:space="preserve"> REF _Numd19e3885 \h </w:instrText>
       </w:r>
       <w:r>
         <w:fldChar w:fldCharType="separate"/>
@@ -2053,7 +2053,7 @@
         <w:rPr>
           <w:color w:val="0000FF"/>
         </w:rPr>
-        <w:instrText xml:space="preserve"> REF _Numd19e3964 \h </w:instrText>
+        <w:instrText xml:space="preserve"> REF _Numd19e3949 \h </w:instrText>
       </w:r>
       <w:r>
         <w:fldChar w:fldCharType="separate"/>
@@ -2099,7 +2099,7 @@
         <w:rPr>
           <w:color w:val="0000FF"/>
         </w:rPr>
-        <w:instrText xml:space="preserve"> REF _Numd19e4052 \h </w:instrText>
+        <w:instrText xml:space="preserve"> REF _Numd19e4037 \h </w:instrText>
       </w:r>
       <w:r>
         <w:fldChar w:fldCharType="separate"/>
@@ -2145,7 +2145,7 @@
         <w:rPr>
           <w:color w:val="0000FF"/>
         </w:rPr>
-        <w:instrText xml:space="preserve"> REF _Numd19e4147 \h </w:instrText>
+        <w:instrText xml:space="preserve"> REF _Numd19e4132 \h </w:instrText>
       </w:r>
       <w:r>
         <w:fldChar w:fldCharType="separate"/>
@@ -2191,7 +2191,7 @@
         <w:rPr>
           <w:color w:val="0000FF"/>
         </w:rPr>
-        <w:instrText xml:space="preserve"> REF _Numd19e4215 \h </w:instrText>
+        <w:instrText xml:space="preserve"> REF _Numd19e4200 \h </w:instrText>
       </w:r>
       <w:r>
         <w:fldChar w:fldCharType="separate"/>
@@ -2237,7 +2237,7 @@
         <w:rPr>
           <w:color w:val="0000FF"/>
         </w:rPr>
-        <w:instrText xml:space="preserve"> REF _Numd19e4228 \h </w:instrText>
+        <w:instrText xml:space="preserve"> REF _Numd19e4213 \h </w:instrText>
       </w:r>
       <w:r>
         <w:fldChar w:fldCharType="separate"/>
@@ -2283,7 +2283,7 @@
         <w:rPr>
           <w:color w:val="0000FF"/>
         </w:rPr>
-        <w:instrText xml:space="preserve"> REF _Numd19e4269 \h </w:instrText>
+        <w:instrText xml:space="preserve"> REF _Numd19e4254 \h </w:instrText>
       </w:r>
       <w:r>
         <w:fldChar w:fldCharType="separate"/>
@@ -2329,7 +2329,7 @@
         <w:rPr>
           <w:color w:val="0000FF"/>
         </w:rPr>
-        <w:instrText xml:space="preserve"> REF _Numd19e4361 \h </w:instrText>
+        <w:instrText xml:space="preserve"> REF _Numd19e4346 \h </w:instrText>
       </w:r>
       <w:r>
         <w:fldChar w:fldCharType="separate"/>
@@ -2375,7 +2375,7 @@
         <w:rPr>
           <w:color w:val="0000FF"/>
         </w:rPr>
-        <w:instrText xml:space="preserve"> REF _Numd19e4380 \h </w:instrText>
+        <w:instrText xml:space="preserve"> REF _Numd19e4365 \h </w:instrText>
       </w:r>
       <w:r>
         <w:fldChar w:fldCharType="separate"/>
@@ -2421,7 +2421,7 @@
         <w:rPr>
           <w:color w:val="0000FF"/>
         </w:rPr>
-        <w:instrText xml:space="preserve"> REF _Numd19e4487 \h </w:instrText>
+        <w:instrText xml:space="preserve"> REF _Numd19e4472 \h </w:instrText>
       </w:r>
       <w:r>
         <w:fldChar w:fldCharType="separate"/>
@@ -2467,7 +2467,7 @@
         <w:rPr>
           <w:color w:val="0000FF"/>
         </w:rPr>
-        <w:instrText xml:space="preserve"> REF _Numd19e4500 \h </w:instrText>
+        <w:instrText xml:space="preserve"> REF _Numd19e4485 \h </w:instrText>
       </w:r>
       <w:r>
         <w:fldChar w:fldCharType="separate"/>
@@ -2513,7 +2513,7 @@
         <w:rPr>
           <w:color w:val="0000FF"/>
         </w:rPr>
-        <w:instrText xml:space="preserve"> REF _Numd19e4519 \h </w:instrText>
+        <w:instrText xml:space="preserve"> REF _Numd19e4504 \h </w:instrText>
       </w:r>
       <w:r>
         <w:fldChar w:fldCharType="separate"/>
@@ -2559,7 +2559,7 @@
         <w:rPr>
           <w:color w:val="0000FF"/>
         </w:rPr>
-        <w:instrText xml:space="preserve"> REF _Numd19e4555 \h </w:instrText>
+        <w:instrText xml:space="preserve"> REF _Numd19e4540 \h </w:instrText>
       </w:r>
       <w:r>
         <w:fldChar w:fldCharType="separate"/>
@@ -2605,7 +2605,7 @@
         <w:rPr>
           <w:color w:val="0000FF"/>
         </w:rPr>
-        <w:instrText xml:space="preserve"> REF _Numd19e4854 \h </w:instrText>
+        <w:instrText xml:space="preserve"> REF _Numd19e4839 \h </w:instrText>
       </w:r>
       <w:r>
         <w:fldChar w:fldCharType="separate"/>
@@ -2651,7 +2651,7 @@
         <w:rPr>
           <w:color w:val="0000FF"/>
         </w:rPr>
-        <w:instrText xml:space="preserve"> REF _Numd19e4949 \h </w:instrText>
+        <w:instrText xml:space="preserve"> REF _Numd19e4934 \h </w:instrText>
       </w:r>
       <w:r>
         <w:fldChar w:fldCharType="separate"/>
@@ -2697,7 +2697,7 @@
         <w:rPr>
           <w:color w:val="0000FF"/>
         </w:rPr>
-        <w:instrText xml:space="preserve"> REF _Numd19e5096 \h </w:instrText>
+        <w:instrText xml:space="preserve"> REF _Numd19e5081 \h </w:instrText>
       </w:r>
       <w:r>
         <w:fldChar w:fldCharType="separate"/>
@@ -3062,139 +3062,129 @@
       <w:r>
         <w:t xml:space="preserve"> Fails to notify the contractor that funds are available for performance of the succeeding program year requirement.</w:t>
       </w:r>
-    </w:p>
-    <w:p xmlns:tce="http://www.TCE.com">
-      <w:pPr>
-        <w:pStyle w:val="ListParagraph"/>
-        <!--depth 2-->
-        <w:ind w:left="1440"/>
-      </w:pPr>
-      <w:r>
-        <w:t/>
-      </w:r>
-      <w:r>
-        <w:rPr>
-          <w:i/>
-        </w:rPr>
-        <w:t>Cancellation ceiling</w:t>
-      </w:r>
-      <w:r>
-        <w:t xml:space="preserve"> means the maximum cancellation charge that the contractor can receive in the event of cancellation.</w:t>
-      </w:r>
-    </w:p>
-    <w:p xmlns:tce="http://www.TCE.com">
-      <w:pPr>
-        <w:pStyle w:val="ListParagraph"/>
-        <!--depth 2-->
-        <w:ind w:left="1440"/>
-      </w:pPr>
-      <w:r>
-        <w:t/>
-      </w:r>
-      <w:r>
-        <w:rPr>
-          <w:i/>
-        </w:rPr>
-        <w:t>Cancellation charge</w:t>
-      </w:r>
-      <w:r>
-        <w:t xml:space="preserve"> means the amount of unrecovered costs which would have been recouped through amortization over the full term of the contract, including the term canceled.</w:t>
-      </w:r>
-    </w:p>
-    <w:p xmlns:tce="http://www.TCE.com">
-      <w:pPr>
-        <w:pStyle w:val="ListParagraph"/>
-        <!--depth 2-->
-        <w:ind w:left="1440"/>
-      </w:pPr>
-      <w:r>
-        <w:t/>
-      </w:r>
-      <w:r>
-        <w:rPr>
-          <w:i/>
-        </w:rPr>
-        <w:t>Multi-year contract</w:t>
-      </w:r>
-      <w:r>
-        <w:t xml:space="preserve"> means a contract for the purchase of supplies or services for more than 1, but not more than 5, program years. A multi-year contract may provide that performance under the contract during the second and subsequent years of the contract is contingent upon the appropriation of funds, and (if it does so provide) may provide for a cancellation payment to be made to the contractor if appropriations are not made. The key distinguishing difference between multi-year contracts and multiple year contracts is that multi-year contracts, defined in the statutes cited at </w:t>
-      </w:r>
-      <w:r>
-        <w:rPr>
-          <w:color w:val="0000FF"/>
-        </w:rPr>
-        <w:fldChar w:fldCharType="begin"/>
-      </w:r>
-      <w:r>
-        <w:rPr>
-          <w:color w:val="0000FF"/>
-        </w:rPr>
-        <w:instrText xml:space="preserve"> REF _Numd19e1166 \h </w:instrText>
-      </w:r>
-      <w:r>
-        <w:fldChar w:fldCharType="separate"/>
-      </w:r>
-      <w:rPr>
-        <w:color w:val="0000FF"/>
-      </w:rPr>
-      <w:r>
-        <w:rPr>
-          <w:u w:val="single"/>
-        </w:rPr>
-        <w:t>17.101</w:t>
-      </w:r>
-      <w:r>
-        <w:rPr>
-          <w:color w:val="0000FF"/>
-        </w:rPr>
-        <w:fldChar w:fldCharType="end"/>
-      </w:r>
-      <w:r>
-        <w:t>, buy more than 1 year’s requirement (of a product or service) without establishing and having to exercise an option for each program year after the first.</w:t>
-      </w:r>
-    </w:p>
-    <w:p xmlns:tce="http://www.TCE.com">
-      <w:pPr>
-        <w:pStyle w:val="ListParagraph"/>
-        <!--depth 2-->
-        <w:ind w:left="1440"/>
-      </w:pPr>
-      <w:r>
-        <w:t/>
-      </w:r>
-      <w:r>
-        <w:rPr>
-          <w:i/>
-        </w:rPr>
-        <w:t>Nonrecurring costs</w:t>
-      </w:r>
-      <w:r>
-        <w:t xml:space="preserve"> means those costs which are generally incurred on a one-time basis and include such costs as plant or equipment relocation, plant rearrangement, special tooling and special test equipment, preproduction engineering, initial spoilage and rework, and specialized work force training.</w:t>
-      </w:r>
-    </w:p>
-    <w:p xmlns:tce="http://www.TCE.com">
-      <w:pPr>
-        <w:pStyle w:val="ListParagraph"/>
-        <!--depth 2-->
-        <w:ind w:left="1440"/>
-      </w:pPr>
-      <w:r>
-        <w:t/>
-      </w:r>
-      <w:r>
-        <w:rPr>
-          <w:i/>
-        </w:rPr>
-        <w:t>Recurring costs</w:t>
-      </w:r>
-      <w:r>
-        <w:t xml:space="preserve"> means costs that vary with the quantity being produced, such as labor and materials.</w:t>
-      </w:r>
       <w:bookmarkEnd w:id="23"/>
       <w:bookmarkEnd w:id="24"/>
       <w:bookmarkEnd w:id="21"/>
       <w:bookmarkEnd w:id="22"/>
     </w:p>
+    <w:p xmlns:tce="http://www.TCE.com">
+      <w:pPr>
+        <w:pStyle w:val="BodyText"/>
+      </w:pPr>
+      <w:r>
+        <w:t/>
+      </w:r>
+      <w:r>
+        <w:rPr>
+          <w:i/>
+        </w:rPr>
+        <w:t>Cancellation ceiling</w:t>
+      </w:r>
+      <w:r>
+        <w:t xml:space="preserve"> means the maximum cancellation charge that the contractor can receive in the event of cancellation.</w:t>
+      </w:r>
+    </w:p>
+    <w:p xmlns:tce="http://www.TCE.com">
+      <w:pPr>
+        <w:pStyle w:val="BodyText"/>
+      </w:pPr>
+      <w:r>
+        <w:t/>
+      </w:r>
+      <w:r>
+        <w:rPr>
+          <w:i/>
+        </w:rPr>
+        <w:t>Cancellation charge</w:t>
+      </w:r>
+      <w:r>
+        <w:t xml:space="preserve"> means the amount of unrecovered costs which would have been recouped through amortization over the full term of the contract, including the term canceled.</w:t>
+      </w:r>
+    </w:p>
+    <w:p xmlns:tce="http://www.TCE.com">
+      <w:pPr>
+        <w:pStyle w:val="BodyText"/>
+      </w:pPr>
+      <w:r>
+        <w:t/>
+      </w:r>
+      <w:r>
+        <w:rPr>
+          <w:i/>
+        </w:rPr>
+        <w:t>Multi-year contract</w:t>
+      </w:r>
+      <w:r>
+        <w:t xml:space="preserve"> means a contract for the purchase of supplies or services for more than 1, but not more than 5, program years. A multi-year contract may provide that performance under the contract during the second and subsequent years of the contract is contingent upon the appropriation of funds, and (if it does so provide) may provide for a cancellation payment to be made to the contractor if appropriations are not made. The key distinguishing difference between multi-year contracts and multiple year contracts is that multi-year contracts, defined in the statutes cited at </w:t>
+      </w:r>
+      <w:r>
+        <w:rPr>
+          <w:color w:val="0000FF"/>
+        </w:rPr>
+        <w:fldChar w:fldCharType="begin"/>
+      </w:r>
+      <w:r>
+        <w:rPr>
+          <w:color w:val="0000FF"/>
+        </w:rPr>
+        <w:instrText xml:space="preserve"> REF _Numd19e1166 \h </w:instrText>
+      </w:r>
+      <w:r>
+        <w:fldChar w:fldCharType="separate"/>
+      </w:r>
+      <w:rPr>
+        <w:color w:val="0000FF"/>
+      </w:rPr>
+      <w:r>
+        <w:rPr>
+          <w:u w:val="single"/>
+        </w:rPr>
+        <w:t>17.101</w:t>
+      </w:r>
+      <w:r>
+        <w:rPr>
+          <w:color w:val="0000FF"/>
+        </w:rPr>
+        <w:fldChar w:fldCharType="end"/>
+      </w:r>
+      <w:r>
+        <w:t>, buy more than 1 year’s requirement (of a product or service) without establishing and having to exercise an option for each program year after the first.</w:t>
+      </w:r>
+    </w:p>
+    <w:p xmlns:tce="http://www.TCE.com">
+      <w:pPr>
+        <w:pStyle w:val="BodyText"/>
+      </w:pPr>
+      <w:r>
+        <w:t/>
+      </w:r>
+      <w:r>
+        <w:rPr>
+          <w:i/>
+        </w:rPr>
+        <w:t>Nonrecurring costs</w:t>
+      </w:r>
+      <w:r>
+        <w:t xml:space="preserve"> means those costs which are generally incurred on a one-time basis and include such costs as plant or equipment relocation, plant rearrangement, special tooling and special test equipment, preproduction engineering, initial spoilage and rework, and specialized work force training.</w:t>
+      </w:r>
+    </w:p>
+    <w:p xmlns:tce="http://www.TCE.com">
+      <w:pPr>
+        <w:pStyle w:val="BodyText"/>
+      </w:pPr>
+      <w:r>
+        <w:t/>
+      </w:r>
+      <w:r>
+        <w:rPr>
+          <w:i/>
+        </w:rPr>
+        <w:t>Recurring costs</w:t>
+      </w:r>
+      <w:r>
+        <w:t xml:space="preserve"> means costs that vary with the quantity being produced, such as labor and materials.</w:t>
+      </w:r>
+    </w:p>
     <!--Topic unique_8-->
     <w:p xmlns:tce="http://www.TCE.com">
       <w:pPr>
@@ -4659,7 +4649,7 @@
         <w:rPr>
           <w:color w:val="0000FF"/>
         </w:rPr>
-        <w:instrText xml:space="preserve"> REF _Numd19e2024 \h </w:instrText>
+        <w:instrText xml:space="preserve"> REF _Numd19e2014 \h </w:instrText>
       </w:r>
       <w:r>
         <w:fldChar w:fldCharType="separate"/>
@@ -4722,13 +4712,7 @@
         <w:t>(a)</w:t>
       </w:r>
       <w:r>
-        <w:t xml:space="preserve"> Except for DoD, NASA, and the Coast Guard, a multi-year contract which includes a cancellation ceiling in excess of </w:t>
-      </w:r>
-      <w:r>
-        <w:t>$20 million</w:t>
-      </w:r>
-      <w:r>
-        <w:t xml:space="preserve"> may not be awarded until the head of the agency gives written notification of the proposed contract and of the proposed cancellation ceiling for that contract to the committees on appropriations of the House of Representatives and Senate and the appropriate oversight committees of the House and Senate for the agency in question. Information on such committees may not be readily available to contracting officers. Accordingly, agencies should provide such information through its internal regulations. The contract may not be awarded until the thirty-firstday after the date of notification.</w:t>
+        <w:t xml:space="preserve"> Except for DoD, NASA, and the Coast Guard, a multi-year contract which includes a cancellation ceiling in excess of $20 million may not be awarded until the head of the agency gives written notification of the proposed contract and of the proposed cancellation ceiling for that contract to the committees on appropriations of the House of Representatives and Senate and the appropriate oversight committees of the House and Senate for the agency in question. Information on such committees may not be readily available to contracting officers. Accordingly, agencies should provide such information through its internal regulations. The contract may not be awarded until the thirty-firstday after the date of notification.</w:t>
       </w:r>
     </w:p>
     <w:p xmlns:tce="http://www.TCE.com">
@@ -4747,13 +4731,7 @@
         <w:t>(b)</w:t>
       </w:r>
       <w:r>
-        <w:t xml:space="preserve"> For DoD, NASA, and the Coast Guard, a multi-year contract which includes a cancellation ceiling in excess of </w:t>
-      </w:r>
-      <w:r>
-        <w:t>$200 million</w:t>
-      </w:r>
-      <w:r>
-        <w:t xml:space="preserve"> may not be awarded until the head of the agency gives written notification of the proposed contract and of the proposed cancellation ceiling for that contract to the committees on armed services and appropriations of the House of Representatives and Senate. The contract may not be awarded until the thirty-firstday after the date of notification.</w:t>
+        <w:t xml:space="preserve"> For DoD, NASA, and the Coast Guard, a multi-year contract which includes a cancellation ceiling in excess of $200 million may not be awarded until the head of the agency gives written notification of the proposed contract and of the proposed cancellation ceiling for that contract to the committees on armed services and appropriations of the House of Representatives and Senate. The contract may not be awarded until the thirty-firstday after the date of notification.</w:t>
       </w:r>
       <w:bookmarkEnd w:id="77"/>
       <w:bookmarkEnd w:id="78"/>
@@ -4763,9 +4741,9 @@
       <w:pPr>
         <w:pStyle w:val="Heading3"/>
       </w:pPr>
-      <w:bookmarkStart w:id="79" w:name="_Numd19e1937"/>
-      <w:bookmarkStart w:id="80" w:name="_Refd19e1937"/>
-      <w:bookmarkStart w:id="81" w:name="_Tocd19e1937"/>
+      <w:bookmarkStart w:id="79" w:name="_Numd19e1927"/>
+      <w:bookmarkStart w:id="80" w:name="_Refd19e1927"/>
+      <w:bookmarkStart w:id="81" w:name="_Tocd19e1927"/>
       <w:r>
         <w:t/>
       </w:r>
@@ -4788,8 +4766,8 @@
           <w:numId w:val="127"/>
         </w:numPr>
       </w:pPr>
-      <w:bookmarkStart w:id="83" w:name="_Tocd19e1946"/>
-      <w:bookmarkStart w:id="82" w:name="_Refd19e1946"/>
+      <w:bookmarkStart w:id="83" w:name="_Tocd19e1936"/>
+      <w:bookmarkStart w:id="82" w:name="_Refd19e1936"/>
       <w:r>
         <w:t/>
       </w:r>
@@ -4855,8 +4833,8 @@
           <w:numId w:val="128"/>
         </w:numPr>
       </w:pPr>
-      <w:bookmarkStart w:id="85" w:name="_Tocd19e1972"/>
-      <w:bookmarkStart w:id="84" w:name="_Refd19e1972"/>
+      <w:bookmarkStart w:id="85" w:name="_Tocd19e1962"/>
+      <w:bookmarkStart w:id="84" w:name="_Refd19e1962"/>
       <w:r>
         <w:t/>
       </w:r>
@@ -4959,9 +4937,9 @@
       <w:pPr>
         <w:pStyle w:val="Heading2"/>
       </w:pPr>
-      <w:bookmarkStart w:id="86" w:name="_Numd19e2024"/>
-      <w:bookmarkStart w:id="87" w:name="_Refd19e2024"/>
-      <w:bookmarkStart w:id="88" w:name="_Tocd19e2024"/>
+      <w:bookmarkStart w:id="86" w:name="_Numd19e2014"/>
+      <w:bookmarkStart w:id="87" w:name="_Refd19e2014"/>
+      <w:bookmarkStart w:id="88" w:name="_Tocd19e2014"/>
       <w:r>
         <w:t/>
       </w:r>
@@ -4980,9 +4958,9 @@
       <w:pPr>
         <w:pStyle w:val="Heading3"/>
       </w:pPr>
-      <w:bookmarkStart w:id="89" w:name="_Numd19e2037"/>
-      <w:bookmarkStart w:id="90" w:name="_Refd19e2037"/>
-      <w:bookmarkStart w:id="91" w:name="_Tocd19e2037"/>
+      <w:bookmarkStart w:id="89" w:name="_Numd19e2027"/>
+      <w:bookmarkStart w:id="90" w:name="_Refd19e2027"/>
+      <w:bookmarkStart w:id="91" w:name="_Tocd19e2027"/>
       <w:r>
         <w:t/>
       </w:r>
@@ -5009,9 +4987,9 @@
       <w:pPr>
         <w:pStyle w:val="Heading3"/>
       </w:pPr>
-      <w:bookmarkStart w:id="92" w:name="_Numd19e2056"/>
-      <w:bookmarkStart w:id="93" w:name="_Refd19e2056"/>
-      <w:bookmarkStart w:id="94" w:name="_Tocd19e2056"/>
+      <w:bookmarkStart w:id="92" w:name="_Numd19e2046"/>
+      <w:bookmarkStart w:id="93" w:name="_Refd19e2046"/>
+      <w:bookmarkStart w:id="94" w:name="_Tocd19e2046"/>
       <w:r>
         <w:t/>
       </w:r>
@@ -5030,9 +5008,9 @@
       <w:pPr>
         <w:pStyle w:val="Heading3"/>
       </w:pPr>
-      <w:bookmarkStart w:id="95" w:name="_Numd19e2070"/>
-      <w:bookmarkStart w:id="96" w:name="_Refd19e2070"/>
-      <w:bookmarkStart w:id="97" w:name="_Tocd19e2070"/>
+      <w:bookmarkStart w:id="95" w:name="_Numd19e2060"/>
+      <w:bookmarkStart w:id="96" w:name="_Refd19e2060"/>
+      <w:bookmarkStart w:id="97" w:name="_Tocd19e2060"/>
       <w:r>
         <w:t/>
       </w:r>
@@ -5055,8 +5033,8 @@
           <w:numId w:val="129"/>
         </w:numPr>
       </w:pPr>
-      <w:bookmarkStart w:id="99" w:name="_Tocd19e2079"/>
-      <w:bookmarkStart w:id="98" w:name="_Refd19e2079"/>
+      <w:bookmarkStart w:id="99" w:name="_Tocd19e2069"/>
+      <w:bookmarkStart w:id="98" w:name="_Refd19e2069"/>
       <w:r>
         <w:t/>
       </w:r>
@@ -5085,7 +5063,7 @@
         <w:rPr>
           <w:color w:val="0000FF"/>
         </w:rPr>
-        <w:instrText xml:space="preserve"> REF _Numd19e2516 \h </w:instrText>
+        <w:instrText xml:space="preserve"> REF _Numd19e2506 \h </w:instrText>
       </w:r>
       <w:r>
         <w:fldChar w:fldCharType="separate"/>
@@ -5137,8 +5115,8 @@
           <w:numId w:val="130"/>
         </w:numPr>
       </w:pPr>
-      <w:bookmarkStart w:id="101" w:name="_Tocd19e2102"/>
-      <w:bookmarkStart w:id="100" w:name="_Refd19e2102"/>
+      <w:bookmarkStart w:id="101" w:name="_Tocd19e2092"/>
+      <w:bookmarkStart w:id="100" w:name="_Refd19e2092"/>
       <w:r>
         <w:t/>
       </w:r>
@@ -5158,8 +5136,8 @@
           <w:numId w:val="131"/>
         </w:numPr>
       </w:pPr>
-      <w:bookmarkStart w:id="103" w:name="_Tocd19e2110"/>
-      <w:bookmarkStart w:id="102" w:name="_Refd19e2110"/>
+      <w:bookmarkStart w:id="103" w:name="_Tocd19e2100"/>
+      <w:bookmarkStart w:id="102" w:name="_Refd19e2100"/>
       <w:r>
         <w:t/>
       </w:r>
@@ -5249,8 +5227,8 @@
           <w:numId w:val="132"/>
         </w:numPr>
       </w:pPr>
-      <w:bookmarkStart w:id="105" w:name="_Tocd19e2144"/>
-      <w:bookmarkStart w:id="104" w:name="_Refd19e2144"/>
+      <w:bookmarkStart w:id="105" w:name="_Tocd19e2134"/>
+      <w:bookmarkStart w:id="104" w:name="_Refd19e2134"/>
       <w:r>
         <w:t/>
       </w:r>
@@ -5317,8 +5295,8 @@
           <w:numId w:val="133"/>
         </w:numPr>
       </w:pPr>
-      <w:bookmarkStart w:id="107" w:name="_Tocd19e2169"/>
-      <w:bookmarkStart w:id="106" w:name="_Refd19e2169"/>
+      <w:bookmarkStart w:id="107" w:name="_Tocd19e2159"/>
+      <w:bookmarkStart w:id="106" w:name="_Refd19e2159"/>
       <w:r>
         <w:t/>
       </w:r>
@@ -5380,8 +5358,8 @@
           <w:numId w:val="134"/>
         </w:numPr>
       </w:pPr>
-      <w:bookmarkStart w:id="109" w:name="_Tocd19e2193"/>
-      <w:bookmarkStart w:id="108" w:name="_Refd19e2193"/>
+      <w:bookmarkStart w:id="109" w:name="_Tocd19e2183"/>
+      <w:bookmarkStart w:id="108" w:name="_Refd19e2183"/>
       <w:r>
         <w:t/>
       </w:r>
@@ -5420,9 +5398,9 @@
       <w:pPr>
         <w:pStyle w:val="Heading3"/>
       </w:pPr>
-      <w:bookmarkStart w:id="110" w:name="_Numd19e2218"/>
-      <w:bookmarkStart w:id="111" w:name="_Refd19e2218"/>
-      <w:bookmarkStart w:id="112" w:name="_Tocd19e2218"/>
+      <w:bookmarkStart w:id="110" w:name="_Numd19e2208"/>
+      <w:bookmarkStart w:id="111" w:name="_Refd19e2208"/>
+      <w:bookmarkStart w:id="112" w:name="_Tocd19e2208"/>
       <w:r>
         <w:t/>
       </w:r>
@@ -5445,8 +5423,8 @@
           <w:numId w:val="135"/>
         </w:numPr>
       </w:pPr>
-      <w:bookmarkStart w:id="114" w:name="_Tocd19e2227"/>
-      <w:bookmarkStart w:id="113" w:name="_Refd19e2227"/>
+      <w:bookmarkStart w:id="114" w:name="_Tocd19e2217"/>
+      <w:bookmarkStart w:id="113" w:name="_Refd19e2217"/>
       <w:r>
         <w:t/>
       </w:r>
@@ -5466,7 +5444,7 @@
         <w:rPr>
           <w:color w:val="0000FF"/>
         </w:rPr>
-        <w:instrText xml:space="preserve"> REF _Numd19e2762 \h </w:instrText>
+        <w:instrText xml:space="preserve"> REF _Numd19e2752 \h </w:instrText>
       </w:r>
       <w:r>
         <w:fldChar w:fldCharType="separate"/>
@@ -5537,7 +5515,7 @@
         <w:rPr>
           <w:color w:val="0000FF"/>
         </w:rPr>
-        <w:instrText xml:space="preserve"> REF _Numd19e2479 \h </w:instrText>
+        <w:instrText xml:space="preserve"> REF _Numd19e2469 \h </w:instrText>
       </w:r>
       <w:r>
         <w:fldChar w:fldCharType="separate"/>
@@ -5636,8 +5614,8 @@
           <w:numId w:val="136"/>
         </w:numPr>
       </w:pPr>
-      <w:bookmarkStart w:id="116" w:name="_Tocd19e2282"/>
-      <w:bookmarkStart w:id="115" w:name="_Refd19e2282"/>
+      <w:bookmarkStart w:id="116" w:name="_Tocd19e2272"/>
+      <w:bookmarkStart w:id="115" w:name="_Refd19e2272"/>
       <w:r>
         <w:t/>
       </w:r>
@@ -5657,7 +5635,7 @@
         <w:rPr>
           <w:color w:val="0000FF"/>
         </w:rPr>
-        <w:instrText xml:space="preserve"> REF _Numd19e2479 \h </w:instrText>
+        <w:instrText xml:space="preserve"> REF _Numd19e2469 \h </w:instrText>
       </w:r>
       <w:r>
         <w:fldChar w:fldCharType="separate"/>
@@ -5730,8 +5708,8 @@
           <w:numId w:val="137"/>
         </w:numPr>
       </w:pPr>
-      <w:bookmarkStart w:id="118" w:name="_Tocd19e2309"/>
-      <w:bookmarkStart w:id="117" w:name="_Refd19e2309"/>
+      <w:bookmarkStart w:id="118" w:name="_Tocd19e2299"/>
+      <w:bookmarkStart w:id="117" w:name="_Refd19e2299"/>
       <w:r>
         <w:t/>
       </w:r>
@@ -5789,9 +5767,9 @@
       <w:pPr>
         <w:pStyle w:val="Heading3"/>
       </w:pPr>
-      <w:bookmarkStart w:id="119" w:name="_Numd19e2340"/>
-      <w:bookmarkStart w:id="120" w:name="_Refd19e2340"/>
-      <w:bookmarkStart w:id="121" w:name="_Tocd19e2340"/>
+      <w:bookmarkStart w:id="119" w:name="_Numd19e2330"/>
+      <w:bookmarkStart w:id="120" w:name="_Refd19e2330"/>
+      <w:bookmarkStart w:id="121" w:name="_Tocd19e2330"/>
       <w:r>
         <w:t/>
       </w:r>
@@ -5814,8 +5792,8 @@
           <w:numId w:val="138"/>
         </w:numPr>
       </w:pPr>
-      <w:bookmarkStart w:id="123" w:name="_Tocd19e2349"/>
-      <w:bookmarkStart w:id="122" w:name="_Refd19e2349"/>
+      <w:bookmarkStart w:id="123" w:name="_Tocd19e2339"/>
+      <w:bookmarkStart w:id="122" w:name="_Refd19e2339"/>
       <w:r>
         <w:t/>
       </w:r>
@@ -5939,8 +5917,8 @@
           <w:numId w:val="139"/>
         </w:numPr>
       </w:pPr>
-      <w:bookmarkStart w:id="125" w:name="_Tocd19e2397"/>
-      <w:bookmarkStart w:id="124" w:name="_Refd19e2397"/>
+      <w:bookmarkStart w:id="125" w:name="_Tocd19e2387"/>
+      <w:bookmarkStart w:id="124" w:name="_Refd19e2387"/>
       <w:r>
         <w:t/>
       </w:r>
@@ -6026,9 +6004,9 @@
       <w:pPr>
         <w:pStyle w:val="Heading3"/>
       </w:pPr>
-      <w:bookmarkStart w:id="126" w:name="_Numd19e2439"/>
-      <w:bookmarkStart w:id="127" w:name="_Refd19e2439"/>
-      <w:bookmarkStart w:id="128" w:name="_Tocd19e2439"/>
+      <w:bookmarkStart w:id="126" w:name="_Numd19e2429"/>
+      <w:bookmarkStart w:id="127" w:name="_Refd19e2429"/>
+      <w:bookmarkStart w:id="128" w:name="_Tocd19e2429"/>
       <w:r>
         <w:t/>
       </w:r>
@@ -6051,8 +6029,8 @@
           <w:numId w:val="140"/>
         </w:numPr>
       </w:pPr>
-      <w:bookmarkStart w:id="130" w:name="_Tocd19e2448"/>
-      <w:bookmarkStart w:id="129" w:name="_Refd19e2448"/>
+      <w:bookmarkStart w:id="130" w:name="_Tocd19e2438"/>
+      <w:bookmarkStart w:id="129" w:name="_Refd19e2438"/>
       <w:r>
         <w:t/>
       </w:r>
@@ -6072,7 +6050,7 @@
         <w:rPr>
           <w:color w:val="0000FF"/>
         </w:rPr>
-        <w:instrText xml:space="preserve"> REF _Numd19e2218 \h </w:instrText>
+        <w:instrText xml:space="preserve"> REF _Numd19e2208 \h </w:instrText>
       </w:r>
       <w:r>
         <w:fldChar w:fldCharType="separate"/>
@@ -6131,9 +6109,9 @@
       <w:pPr>
         <w:pStyle w:val="Heading3"/>
       </w:pPr>
-      <w:bookmarkStart w:id="131" w:name="_Numd19e2479"/>
-      <w:bookmarkStart w:id="132" w:name="_Refd19e2479"/>
-      <w:bookmarkStart w:id="133" w:name="_Tocd19e2479"/>
+      <w:bookmarkStart w:id="131" w:name="_Numd19e2469"/>
+      <w:bookmarkStart w:id="132" w:name="_Refd19e2469"/>
+      <w:bookmarkStart w:id="133" w:name="_Tocd19e2469"/>
       <w:r>
         <w:t/>
       </w:r>
@@ -6156,8 +6134,8 @@
           <w:numId w:val="141"/>
         </w:numPr>
       </w:pPr>
-      <w:bookmarkStart w:id="135" w:name="_Tocd19e2488"/>
-      <w:bookmarkStart w:id="134" w:name="_Refd19e2488"/>
+      <w:bookmarkStart w:id="135" w:name="_Tocd19e2478"/>
+      <w:bookmarkStart w:id="134" w:name="_Refd19e2478"/>
       <w:r>
         <w:t/>
       </w:r>
@@ -6177,7 +6155,7 @@
         <w:rPr>
           <w:color w:val="0000FF"/>
         </w:rPr>
-        <w:instrText xml:space="preserve"> REF _Numd19e2762 \h </w:instrText>
+        <w:instrText xml:space="preserve"> REF _Numd19e2752 \h </w:instrText>
       </w:r>
       <w:r>
         <w:fldChar w:fldCharType="separate"/>
@@ -6227,9 +6205,9 @@
       <w:pPr>
         <w:pStyle w:val="Heading3"/>
       </w:pPr>
-      <w:bookmarkStart w:id="136" w:name="_Numd19e2516"/>
-      <w:bookmarkStart w:id="137" w:name="_Refd19e2516"/>
-      <w:bookmarkStart w:id="138" w:name="_Tocd19e2516"/>
+      <w:bookmarkStart w:id="136" w:name="_Numd19e2506"/>
+      <w:bookmarkStart w:id="137" w:name="_Refd19e2506"/>
+      <w:bookmarkStart w:id="138" w:name="_Tocd19e2506"/>
       <w:r>
         <w:t/>
       </w:r>
@@ -6252,8 +6230,8 @@
           <w:numId w:val="142"/>
         </w:numPr>
       </w:pPr>
-      <w:bookmarkStart w:id="140" w:name="_Tocd19e2525"/>
-      <w:bookmarkStart w:id="139" w:name="_Refd19e2525"/>
+      <w:bookmarkStart w:id="140" w:name="_Tocd19e2515"/>
+      <w:bookmarkStart w:id="139" w:name="_Refd19e2515"/>
       <w:r>
         <w:t/>
       </w:r>
@@ -6311,8 +6289,8 @@
           <w:numId w:val="143"/>
         </w:numPr>
       </w:pPr>
-      <w:bookmarkStart w:id="142" w:name="_Tocd19e2547"/>
-      <w:bookmarkStart w:id="141" w:name="_Refd19e2547"/>
+      <w:bookmarkStart w:id="142" w:name="_Tocd19e2537"/>
+      <w:bookmarkStart w:id="141" w:name="_Refd19e2537"/>
       <w:r>
         <w:t/>
       </w:r>
@@ -6351,8 +6329,8 @@
           <w:numId w:val="143"/>
         </w:numPr>
       </w:pPr>
-      <w:bookmarkStart w:id="144" w:name="_Tocd19e2563"/>
-      <w:bookmarkStart w:id="143" w:name="_Refd19e2563"/>
+      <w:bookmarkStart w:id="144" w:name="_Tocd19e2553"/>
+      <w:bookmarkStart w:id="143" w:name="_Refd19e2553"/>
       <w:r>
         <w:t/>
       </w:r>
@@ -6507,8 +6485,8 @@
           <w:numId w:val="144"/>
         </w:numPr>
       </w:pPr>
-      <w:bookmarkStart w:id="146" w:name="_Tocd19e2622"/>
-      <w:bookmarkStart w:id="145" w:name="_Refd19e2622"/>
+      <w:bookmarkStart w:id="146" w:name="_Tocd19e2612"/>
+      <w:bookmarkStart w:id="145" w:name="_Refd19e2612"/>
       <w:r>
         <w:t/>
       </w:r>
@@ -6596,8 +6574,8 @@
           <w:numId w:val="145"/>
         </w:numPr>
       </w:pPr>
-      <w:bookmarkStart w:id="148" w:name="_Tocd19e2655"/>
-      <w:bookmarkStart w:id="147" w:name="_Refd19e2655"/>
+      <w:bookmarkStart w:id="148" w:name="_Tocd19e2645"/>
+      <w:bookmarkStart w:id="147" w:name="_Refd19e2645"/>
       <w:r>
         <w:t/>
       </w:r>
@@ -6684,8 +6662,8 @@
           <w:numId w:val="146"/>
         </w:numPr>
       </w:pPr>
-      <w:bookmarkStart w:id="150" w:name="_Tocd19e2690"/>
-      <w:bookmarkStart w:id="149" w:name="_Refd19e2690"/>
+      <w:bookmarkStart w:id="150" w:name="_Tocd19e2680"/>
+      <w:bookmarkStart w:id="149" w:name="_Refd19e2680"/>
       <w:r>
         <w:t/>
       </w:r>
@@ -6743,8 +6721,8 @@
           <w:numId w:val="147"/>
         </w:numPr>
       </w:pPr>
-      <w:bookmarkStart w:id="152" w:name="_Tocd19e2712"/>
-      <w:bookmarkStart w:id="151" w:name="_Refd19e2712"/>
+      <w:bookmarkStart w:id="152" w:name="_Tocd19e2702"/>
+      <w:bookmarkStart w:id="151" w:name="_Refd19e2702"/>
       <w:r>
         <w:t/>
       </w:r>
@@ -6851,9 +6829,9 @@
       <w:pPr>
         <w:pStyle w:val="Heading3"/>
       </w:pPr>
-      <w:bookmarkStart w:id="153" w:name="_Numd19e2762"/>
-      <w:bookmarkStart w:id="154" w:name="_Refd19e2762"/>
-      <w:bookmarkStart w:id="155" w:name="_Tocd19e2762"/>
+      <w:bookmarkStart w:id="153" w:name="_Numd19e2752"/>
+      <w:bookmarkStart w:id="154" w:name="_Refd19e2752"/>
+      <w:bookmarkStart w:id="155" w:name="_Tocd19e2752"/>
       <w:r>
         <w:t/>
       </w:r>
@@ -6876,8 +6854,8 @@
           <w:numId w:val="148"/>
         </w:numPr>
       </w:pPr>
-      <w:bookmarkStart w:id="157" w:name="_Tocd19e2771"/>
-      <w:bookmarkStart w:id="156" w:name="_Refd19e2771"/>
+      <w:bookmarkStart w:id="157" w:name="_Tocd19e2761"/>
+      <w:bookmarkStart w:id="156" w:name="_Refd19e2761"/>
       <w:r>
         <w:t/>
       </w:r>
@@ -6962,8 +6940,8 @@
           <w:numId w:val="149"/>
         </w:numPr>
       </w:pPr>
-      <w:bookmarkStart w:id="159" w:name="_Tocd19e2805"/>
-      <w:bookmarkStart w:id="158" w:name="_Refd19e2805"/>
+      <w:bookmarkStart w:id="159" w:name="_Tocd19e2795"/>
+      <w:bookmarkStart w:id="158" w:name="_Refd19e2795"/>
       <w:r>
         <w:t/>
       </w:r>
@@ -7070,7 +7048,7 @@
         <w:rPr>
           <w:color w:val="0000FF"/>
         </w:rPr>
-        <w:instrText xml:space="preserve"> REF _Numd19e2037 \h </w:instrText>
+        <w:instrText xml:space="preserve"> REF _Numd19e2027 \h </w:instrText>
       </w:r>
       <w:r>
         <w:fldChar w:fldCharType="separate"/>
@@ -7103,7 +7081,7 @@
         <w:rPr>
           <w:color w:val="0000FF"/>
         </w:rPr>
-        <w:instrText xml:space="preserve"> REF _Numd19e2070 \h </w:instrText>
+        <w:instrText xml:space="preserve"> REF _Numd19e2060 \h </w:instrText>
       </w:r>
       <w:r>
         <w:fldChar w:fldCharType="separate"/>
@@ -7164,7 +7142,7 @@
         <w:rPr>
           <w:color w:val="0000FF"/>
         </w:rPr>
-        <w:instrText xml:space="preserve"> REF _Numd19e2037 \h </w:instrText>
+        <w:instrText xml:space="preserve"> REF _Numd19e2027 \h </w:instrText>
       </w:r>
       <w:r>
         <w:fldChar w:fldCharType="separate"/>
@@ -7197,7 +7175,7 @@
         <w:rPr>
           <w:color w:val="0000FF"/>
         </w:rPr>
-        <w:instrText xml:space="preserve"> REF _Numd19e2070 \h </w:instrText>
+        <w:instrText xml:space="preserve"> REF _Numd19e2060 \h </w:instrText>
       </w:r>
       <w:r>
         <w:fldChar w:fldCharType="separate"/>
@@ -7258,7 +7236,7 @@
         <w:rPr>
           <w:color w:val="0000FF"/>
         </w:rPr>
-        <w:instrText xml:space="preserve"> REF _Numd19e2037 \h </w:instrText>
+        <w:instrText xml:space="preserve"> REF _Numd19e2027 \h </w:instrText>
       </w:r>
       <w:r>
         <w:fldChar w:fldCharType="separate"/>
@@ -7291,7 +7269,7 @@
         <w:rPr>
           <w:color w:val="0000FF"/>
         </w:rPr>
-        <w:instrText xml:space="preserve"> REF _Numd19e2070 \h </w:instrText>
+        <w:instrText xml:space="preserve"> REF _Numd19e2060 \h </w:instrText>
       </w:r>
       <w:r>
         <w:fldChar w:fldCharType="separate"/>
@@ -7361,7 +7339,7 @@
         <w:rPr>
           <w:color w:val="0000FF"/>
         </w:rPr>
-        <w:instrText xml:space="preserve"> REF _Numd19e2037 \h </w:instrText>
+        <w:instrText xml:space="preserve"> REF _Numd19e2027 \h </w:instrText>
       </w:r>
       <w:r>
         <w:fldChar w:fldCharType="separate"/>
@@ -7394,7 +7372,7 @@
         <w:rPr>
           <w:color w:val="0000FF"/>
         </w:rPr>
-        <w:instrText xml:space="preserve"> REF _Numd19e2070 \h </w:instrText>
+        <w:instrText xml:space="preserve"> REF _Numd19e2060 \h </w:instrText>
       </w:r>
       <w:r>
         <w:fldChar w:fldCharType="separate"/>
@@ -7427,8 +7405,8 @@
           <w:numId w:val="150"/>
         </w:numPr>
       </w:pPr>
-      <w:bookmarkStart w:id="161" w:name="_Tocd19e2916"/>
-      <w:bookmarkStart w:id="160" w:name="_Refd19e2916"/>
+      <w:bookmarkStart w:id="161" w:name="_Tocd19e2906"/>
+      <w:bookmarkStart w:id="160" w:name="_Refd19e2906"/>
       <w:r>
         <w:t/>
       </w:r>
@@ -7486,9 +7464,9 @@
       <w:pPr>
         <w:pStyle w:val="Heading2"/>
       </w:pPr>
-      <w:bookmarkStart w:id="162" w:name="_Numd19e2949"/>
-      <w:bookmarkStart w:id="163" w:name="_Refd19e2949"/>
-      <w:bookmarkStart w:id="164" w:name="_Tocd19e2949"/>
+      <w:bookmarkStart w:id="162" w:name="_Numd19e2939"/>
+      <w:bookmarkStart w:id="163" w:name="_Refd19e2939"/>
+      <w:bookmarkStart w:id="164" w:name="_Tocd19e2939"/>
       <w:r>
         <w:t/>
       </w:r>
@@ -7507,9 +7485,9 @@
       <w:pPr>
         <w:pStyle w:val="Heading2"/>
       </w:pPr>
-      <w:bookmarkStart w:id="165" w:name="_Numd19e2965"/>
-      <w:bookmarkStart w:id="166" w:name="_Refd19e2965"/>
-      <w:bookmarkStart w:id="167" w:name="_Tocd19e2965"/>
+      <w:bookmarkStart w:id="165" w:name="_Numd19e2955"/>
+      <w:bookmarkStart w:id="166" w:name="_Refd19e2955"/>
+      <w:bookmarkStart w:id="167" w:name="_Tocd19e2955"/>
       <w:r>
         <w:t/>
       </w:r>
@@ -7528,9 +7506,9 @@
       <w:pPr>
         <w:pStyle w:val="Heading3"/>
       </w:pPr>
-      <w:bookmarkStart w:id="168" w:name="_Numd19e2978"/>
-      <w:bookmarkStart w:id="169" w:name="_Refd19e2978"/>
-      <w:bookmarkStart w:id="170" w:name="_Tocd19e2978"/>
+      <w:bookmarkStart w:id="168" w:name="_Numd19e2968"/>
+      <w:bookmarkStart w:id="169" w:name="_Refd19e2968"/>
+      <w:bookmarkStart w:id="170" w:name="_Tocd19e2968"/>
       <w:r>
         <w:t/>
       </w:r>
@@ -7561,8 +7539,8 @@
           <w:numId w:val="151"/>
         </w:numPr>
       </w:pPr>
-      <w:bookmarkStart w:id="172" w:name="_Tocd19e2989"/>
-      <w:bookmarkStart w:id="171" w:name="_Refd19e2989"/>
+      <w:bookmarkStart w:id="172" w:name="_Tocd19e2979"/>
+      <w:bookmarkStart w:id="171" w:name="_Refd19e2979"/>
       <w:r>
         <w:t/>
       </w:r>
@@ -7694,9 +7672,9 @@
       <w:pPr>
         <w:pStyle w:val="Heading3"/>
       </w:pPr>
-      <w:bookmarkStart w:id="173" w:name="_Numd19e3049"/>
-      <w:bookmarkStart w:id="174" w:name="_Refd19e3049"/>
-      <w:bookmarkStart w:id="175" w:name="_Tocd19e3049"/>
+      <w:bookmarkStart w:id="173" w:name="_Numd19e3039"/>
+      <w:bookmarkStart w:id="174" w:name="_Refd19e3039"/>
+      <w:bookmarkStart w:id="175" w:name="_Tocd19e3039"/>
       <w:r>
         <w:t/>
       </w:r>
@@ -7719,8 +7697,8 @@
           <w:numId w:val="152"/>
         </w:numPr>
       </w:pPr>
-      <w:bookmarkStart w:id="177" w:name="_Tocd19e3058"/>
-      <w:bookmarkStart w:id="176" w:name="_Refd19e3058"/>
+      <w:bookmarkStart w:id="177" w:name="_Tocd19e3048"/>
+      <w:bookmarkStart w:id="176" w:name="_Refd19e3048"/>
       <w:r>
         <w:t/>
       </w:r>
@@ -7740,8 +7718,8 @@
           <w:numId w:val="153"/>
         </w:numPr>
       </w:pPr>
-      <w:bookmarkStart w:id="179" w:name="_Tocd19e3066"/>
-      <w:bookmarkStart w:id="178" w:name="_Refd19e3066"/>
+      <w:bookmarkStart w:id="179" w:name="_Tocd19e3056"/>
+      <w:bookmarkStart w:id="178" w:name="_Refd19e3056"/>
       <w:r>
         <w:t/>
       </w:r>
@@ -7837,9 +7815,9 @@
       <w:pPr>
         <w:pStyle w:val="Heading3"/>
       </w:pPr>
-      <w:bookmarkStart w:id="180" w:name="_Numd19e3111"/>
-      <w:bookmarkStart w:id="181" w:name="_Refd19e3111"/>
-      <w:bookmarkStart w:id="182" w:name="_Tocd19e3111"/>
+      <w:bookmarkStart w:id="180" w:name="_Numd19e3101"/>
+      <w:bookmarkStart w:id="181" w:name="_Refd19e3101"/>
+      <w:bookmarkStart w:id="182" w:name="_Tocd19e3101"/>
       <w:r>
         <w:t/>
       </w:r>
@@ -7862,8 +7840,8 @@
           <w:numId w:val="154"/>
         </w:numPr>
       </w:pPr>
-      <w:bookmarkStart w:id="184" w:name="_Tocd19e3120"/>
-      <w:bookmarkStart w:id="183" w:name="_Refd19e3120"/>
+      <w:bookmarkStart w:id="184" w:name="_Tocd19e3110"/>
+      <w:bookmarkStart w:id="183" w:name="_Refd19e3110"/>
       <w:r>
         <w:t/>
       </w:r>
@@ -7883,8 +7861,8 @@
           <w:numId w:val="155"/>
         </w:numPr>
       </w:pPr>
-      <w:bookmarkStart w:id="186" w:name="_Tocd19e3128"/>
-      <w:bookmarkStart w:id="185" w:name="_Refd19e3128"/>
+      <w:bookmarkStart w:id="186" w:name="_Tocd19e3118"/>
+      <w:bookmarkStart w:id="185" w:name="_Refd19e3118"/>
       <w:r>
         <w:t/>
       </w:r>
@@ -7961,9 +7939,9 @@
       <w:pPr>
         <w:pStyle w:val="Heading2"/>
       </w:pPr>
-      <w:bookmarkStart w:id="187" w:name="_Numd19e3168"/>
-      <w:bookmarkStart w:id="188" w:name="_Refd19e3168"/>
-      <w:bookmarkStart w:id="189" w:name="_Tocd19e3168"/>
+      <w:bookmarkStart w:id="187" w:name="_Numd19e3158"/>
+      <w:bookmarkStart w:id="188" w:name="_Refd19e3158"/>
+      <w:bookmarkStart w:id="189" w:name="_Tocd19e3158"/>
       <w:r>
         <w:t/>
       </w:r>
@@ -7982,9 +7960,9 @@
       <w:pPr>
         <w:pStyle w:val="Heading3"/>
       </w:pPr>
-      <w:bookmarkStart w:id="190" w:name="_Numd19e3181"/>
-      <w:bookmarkStart w:id="191" w:name="_Refd19e3181"/>
-      <w:bookmarkStart w:id="192" w:name="_Tocd19e3181"/>
+      <w:bookmarkStart w:id="190" w:name="_Numd19e3171"/>
+      <w:bookmarkStart w:id="191" w:name="_Refd19e3171"/>
+      <w:bookmarkStart w:id="192" w:name="_Tocd19e3171"/>
       <w:r>
         <w:t/>
       </w:r>
@@ -8007,8 +7985,8 @@
           <w:numId w:val="156"/>
         </w:numPr>
       </w:pPr>
-      <w:bookmarkStart w:id="194" w:name="_Tocd19e3190"/>
-      <w:bookmarkStart w:id="193" w:name="_Refd19e3190"/>
+      <w:bookmarkStart w:id="194" w:name="_Tocd19e3180"/>
+      <w:bookmarkStart w:id="193" w:name="_Refd19e3180"/>
       <w:r>
         <w:t/>
       </w:r>
@@ -8028,7 +8006,7 @@
         <w:rPr>
           <w:color w:val="0000FF"/>
         </w:rPr>
-        <w:instrText xml:space="preserve"> REF _Numd19e4215 \h </w:instrText>
+        <w:instrText xml:space="preserve"> REF _Numd19e4200 \h </w:instrText>
       </w:r>
       <w:r>
         <w:fldChar w:fldCharType="separate"/>
@@ -8089,8 +8067,8 @@
           <w:numId w:val="157"/>
         </w:numPr>
       </w:pPr>
-      <w:bookmarkStart w:id="196" w:name="_Tocd19e3213"/>
-      <w:bookmarkStart w:id="195" w:name="_Refd19e3213"/>
+      <w:bookmarkStart w:id="196" w:name="_Tocd19e3203"/>
+      <w:bookmarkStart w:id="195" w:name="_Refd19e3203"/>
       <w:r>
         <w:t/>
       </w:r>
@@ -8150,8 +8128,8 @@
           <w:numId w:val="158"/>
         </w:numPr>
       </w:pPr>
-      <w:bookmarkStart w:id="198" w:name="_Tocd19e3236"/>
-      <w:bookmarkStart w:id="197" w:name="_Refd19e3236"/>
+      <w:bookmarkStart w:id="198" w:name="_Tocd19e3226"/>
+      <w:bookmarkStart w:id="197" w:name="_Refd19e3226"/>
       <w:r>
         <w:t/>
       </w:r>
@@ -8178,13 +8156,7 @@
         <w:t>(2)</w:t>
       </w:r>
       <w:r>
-        <w:t xml:space="preserve"> Orders of </w:t>
-      </w:r>
-      <w:r>
-        <w:t>$750,000</w:t>
-      </w:r>
-      <w:r>
-        <w:t xml:space="preserve"> or less issued against Federal Supply Schedules.</w:t>
+        <w:t xml:space="preserve"> Orders of $750,000 or less issued against Federal Supply Schedules.</w:t>
       </w:r>
       <w:bookmarkEnd w:id="197"/>
       <w:bookmarkEnd w:id="198"/>
@@ -8196,9 +8168,9 @@
       <w:pPr>
         <w:pStyle w:val="Heading3"/>
       </w:pPr>
-      <w:bookmarkStart w:id="199" w:name="_Numd19e3266"/>
-      <w:bookmarkStart w:id="200" w:name="_Refd19e3266"/>
-      <w:bookmarkStart w:id="201" w:name="_Tocd19e3266"/>
+      <w:bookmarkStart w:id="199" w:name="_Numd19e3251"/>
+      <w:bookmarkStart w:id="200" w:name="_Refd19e3251"/>
+      <w:bookmarkStart w:id="201" w:name="_Tocd19e3251"/>
       <w:r>
         <w:t/>
       </w:r>
@@ -8221,8 +8193,8 @@
           <w:numId w:val="159"/>
         </w:numPr>
       </w:pPr>
-      <w:bookmarkStart w:id="203" w:name="_Tocd19e3275"/>
-      <w:bookmarkStart w:id="202" w:name="_Refd19e3275"/>
+      <w:bookmarkStart w:id="203" w:name="_Tocd19e3260"/>
+      <w:bookmarkStart w:id="202" w:name="_Refd19e3260"/>
       <w:r>
         <w:t/>
       </w:r>
@@ -8317,9 +8289,9 @@
       <w:pPr>
         <w:pStyle w:val="Heading3"/>
       </w:pPr>
-      <w:bookmarkStart w:id="204" w:name="_Numd19e3320"/>
-      <w:bookmarkStart w:id="205" w:name="_Refd19e3320"/>
-      <w:bookmarkStart w:id="206" w:name="_Tocd19e3320"/>
+      <w:bookmarkStart w:id="204" w:name="_Numd19e3305"/>
+      <w:bookmarkStart w:id="205" w:name="_Refd19e3305"/>
+      <w:bookmarkStart w:id="206" w:name="_Tocd19e3305"/>
       <w:r>
         <w:t/>
       </w:r>
@@ -8338,9 +8310,9 @@
       <w:pPr>
         <w:pStyle w:val="Heading4"/>
       </w:pPr>
-      <w:bookmarkStart w:id="207" w:name="_Numd19e3333"/>
-      <w:bookmarkStart w:id="208" w:name="_Refd19e3333"/>
-      <w:bookmarkStart w:id="209" w:name="_Tocd19e3333"/>
+      <w:bookmarkStart w:id="207" w:name="_Numd19e3318"/>
+      <w:bookmarkStart w:id="208" w:name="_Refd19e3318"/>
+      <w:bookmarkStart w:id="209" w:name="_Tocd19e3318"/>
       <w:r>
         <w:t/>
       </w:r>
@@ -8371,10 +8343,10 @@
           <w:numId w:val="160"/>
         </w:numPr>
       </w:pPr>
-      <w:bookmarkStart w:id="213" w:name="_Tocd19e3346"/>
-      <w:bookmarkStart w:id="212" w:name="_Refd19e3346"/>
-      <w:bookmarkStart w:id="211" w:name="_Tocd19e3344"/>
-      <w:bookmarkStart w:id="210" w:name="_Refd19e3344"/>
+      <w:bookmarkStart w:id="213" w:name="_Tocd19e3331"/>
+      <w:bookmarkStart w:id="212" w:name="_Refd19e3331"/>
+      <w:bookmarkStart w:id="211" w:name="_Tocd19e3329"/>
+      <w:bookmarkStart w:id="210" w:name="_Refd19e3329"/>
       <w:r>
         <w:t/>
       </w:r>
@@ -8403,8 +8375,8 @@
           <w:numId w:val="161"/>
         </w:numPr>
       </w:pPr>
-      <w:bookmarkStart w:id="215" w:name="_Tocd19e3355"/>
-      <w:bookmarkStart w:id="214" w:name="_Refd19e3355"/>
+      <w:bookmarkStart w:id="215" w:name="_Tocd19e3340"/>
+      <w:bookmarkStart w:id="214" w:name="_Refd19e3340"/>
       <w:r>
         <w:t/>
       </w:r>
@@ -8433,8 +8405,8 @@
           <w:numId w:val="162"/>
         </w:numPr>
       </w:pPr>
-      <w:bookmarkStart w:id="217" w:name="_Tocd19e3366"/>
-      <w:bookmarkStart w:id="216" w:name="_Refd19e3366"/>
+      <w:bookmarkStart w:id="217" w:name="_Tocd19e3351"/>
+      <w:bookmarkStart w:id="216" w:name="_Refd19e3351"/>
       <w:r>
         <w:t/>
       </w:r>
@@ -8454,7 +8426,7 @@
         <w:rPr>
           <w:color w:val="0000FF"/>
         </w:rPr>
-        <w:instrText xml:space="preserve"> REF _Numd19e4215 \h </w:instrText>
+        <w:instrText xml:space="preserve"> REF _Numd19e4200 \h </w:instrText>
       </w:r>
       <w:r>
         <w:fldChar w:fldCharType="separate"/>
@@ -8608,8 +8580,8 @@
           <w:numId w:val="163"/>
         </w:numPr>
       </w:pPr>
-      <w:bookmarkStart w:id="219" w:name="_Tocd19e3423"/>
-      <w:bookmarkStart w:id="218" w:name="_Refd19e3423"/>
+      <w:bookmarkStart w:id="219" w:name="_Tocd19e3408"/>
+      <w:bookmarkStart w:id="218" w:name="_Refd19e3408"/>
       <w:r>
         <w:t/>
       </w:r>
@@ -8723,9 +8695,9 @@
       <w:pPr>
         <w:pStyle w:val="Heading4"/>
       </w:pPr>
-      <w:bookmarkStart w:id="220" w:name="_Numd19e3476"/>
-      <w:bookmarkStart w:id="221" w:name="_Refd19e3476"/>
-      <w:bookmarkStart w:id="222" w:name="_Tocd19e3476"/>
+      <w:bookmarkStart w:id="220" w:name="_Numd19e3461"/>
+      <w:bookmarkStart w:id="221" w:name="_Refd19e3461"/>
+      <w:bookmarkStart w:id="222" w:name="_Tocd19e3461"/>
       <w:r>
         <w:t/>
       </w:r>
@@ -8748,8 +8720,8 @@
           <w:numId w:val="164"/>
         </w:numPr>
       </w:pPr>
-      <w:bookmarkStart w:id="224" w:name="_Tocd19e3485"/>
-      <w:bookmarkStart w:id="223" w:name="_Refd19e3485"/>
+      <w:bookmarkStart w:id="224" w:name="_Tocd19e3470"/>
+      <w:bookmarkStart w:id="223" w:name="_Refd19e3470"/>
       <w:r>
         <w:t/>
       </w:r>
@@ -8844,8 +8816,8 @@
           <w:numId w:val="165"/>
         </w:numPr>
       </w:pPr>
-      <w:bookmarkStart w:id="226" w:name="_Tocd19e3525"/>
-      <w:bookmarkStart w:id="225" w:name="_Refd19e3525"/>
+      <w:bookmarkStart w:id="226" w:name="_Tocd19e3510"/>
+      <w:bookmarkStart w:id="225" w:name="_Refd19e3510"/>
       <w:r>
         <w:t/>
       </w:r>
@@ -8865,8 +8837,8 @@
           <w:numId w:val="166"/>
         </w:numPr>
       </w:pPr>
-      <w:bookmarkStart w:id="228" w:name="_Tocd19e3533"/>
-      <w:bookmarkStart w:id="227" w:name="_Refd19e3533"/>
+      <w:bookmarkStart w:id="228" w:name="_Tocd19e3518"/>
+      <w:bookmarkStart w:id="227" w:name="_Refd19e3518"/>
       <w:r>
         <w:t/>
       </w:r>
@@ -8924,8 +8896,8 @@
           <w:numId w:val="167"/>
         </w:numPr>
       </w:pPr>
-      <w:bookmarkStart w:id="230" w:name="_Tocd19e3555"/>
-      <w:bookmarkStart w:id="229" w:name="_Refd19e3555"/>
+      <w:bookmarkStart w:id="230" w:name="_Tocd19e3540"/>
+      <w:bookmarkStart w:id="229" w:name="_Refd19e3540"/>
       <w:r>
         <w:t/>
       </w:r>
@@ -9046,8 +9018,8 @@
           <w:numId w:val="168"/>
         </w:numPr>
       </w:pPr>
-      <w:bookmarkStart w:id="232" w:name="_Tocd19e3601"/>
-      <w:bookmarkStart w:id="231" w:name="_Refd19e3601"/>
+      <w:bookmarkStart w:id="232" w:name="_Tocd19e3586"/>
+      <w:bookmarkStart w:id="231" w:name="_Refd19e3586"/>
       <w:r>
         <w:t/>
       </w:r>
@@ -9124,9 +9096,9 @@
       <w:pPr>
         <w:pStyle w:val="Heading3"/>
       </w:pPr>
-      <w:bookmarkStart w:id="233" w:name="_Numd19e3641"/>
-      <w:bookmarkStart w:id="234" w:name="_Refd19e3641"/>
-      <w:bookmarkStart w:id="235" w:name="_Tocd19e3641"/>
+      <w:bookmarkStart w:id="233" w:name="_Numd19e3626"/>
+      <w:bookmarkStart w:id="234" w:name="_Refd19e3626"/>
+      <w:bookmarkStart w:id="235" w:name="_Tocd19e3626"/>
       <w:r>
         <w:t/>
       </w:r>
@@ -9149,8 +9121,8 @@
           <w:numId w:val="169"/>
         </w:numPr>
       </w:pPr>
-      <w:bookmarkStart w:id="237" w:name="_Tocd19e3650"/>
-      <w:bookmarkStart w:id="236" w:name="_Refd19e3650"/>
+      <w:bookmarkStart w:id="237" w:name="_Tocd19e3635"/>
+      <w:bookmarkStart w:id="236" w:name="_Refd19e3635"/>
       <w:r>
         <w:t/>
       </w:r>
@@ -9170,7 +9142,7 @@
         <w:rPr>
           <w:color w:val="0000FF"/>
         </w:rPr>
-        <w:instrText xml:space="preserve"> REF _Numd19e3333 \h </w:instrText>
+        <w:instrText xml:space="preserve"> REF _Numd19e3318 \h </w:instrText>
       </w:r>
       <w:r>
         <w:fldChar w:fldCharType="separate"/>
@@ -9203,7 +9175,7 @@
         <w:rPr>
           <w:color w:val="0000FF"/>
         </w:rPr>
-        <w:instrText xml:space="preserve"> REF _Numd19e3476 \h </w:instrText>
+        <w:instrText xml:space="preserve"> REF _Numd19e3461 \h </w:instrText>
       </w:r>
       <w:r>
         <w:fldChar w:fldCharType="separate"/>
@@ -9255,8 +9227,8 @@
           <w:numId w:val="170"/>
         </w:numPr>
       </w:pPr>
-      <w:bookmarkStart w:id="239" w:name="_Tocd19e3673"/>
-      <w:bookmarkStart w:id="238" w:name="_Refd19e3673"/>
+      <w:bookmarkStart w:id="239" w:name="_Tocd19e3658"/>
+      <w:bookmarkStart w:id="238" w:name="_Refd19e3658"/>
       <w:r>
         <w:t/>
       </w:r>
@@ -9333,7 +9305,7 @@
         <w:rPr>
           <w:color w:val="0000FF"/>
         </w:rPr>
-        <w:instrText xml:space="preserve"> REF _Numd19e3476 \h </w:instrText>
+        <w:instrText xml:space="preserve"> REF _Numd19e3461 \h </w:instrText>
       </w:r>
       <w:r>
         <w:fldChar w:fldCharType="separate"/>
@@ -9366,8 +9338,8 @@
           <w:numId w:val="170"/>
         </w:numPr>
       </w:pPr>
-      <w:bookmarkStart w:id="241" w:name="_Tocd19e3707"/>
-      <w:bookmarkStart w:id="240" w:name="_Refd19e3707"/>
+      <w:bookmarkStart w:id="241" w:name="_Tocd19e3692"/>
+      <w:bookmarkStart w:id="240" w:name="_Refd19e3692"/>
       <w:r>
         <w:t/>
       </w:r>
@@ -9387,7 +9359,7 @@
         <w:rPr>
           <w:color w:val="0000FF"/>
         </w:rPr>
-        <w:instrText xml:space="preserve"> REF _Numd19e3641 \h </w:instrText>
+        <w:instrText xml:space="preserve"> REF _Numd19e3626 \h </w:instrText>
       </w:r>
       <w:r>
         <w:fldChar w:fldCharType="separate"/>
@@ -9462,8 +9434,8 @@
           <w:numId w:val="171"/>
         </w:numPr>
       </w:pPr>
-      <w:bookmarkStart w:id="243" w:name="_Tocd19e3732"/>
-      <w:bookmarkStart w:id="242" w:name="_Refd19e3732"/>
+      <w:bookmarkStart w:id="243" w:name="_Tocd19e3717"/>
+      <w:bookmarkStart w:id="242" w:name="_Refd19e3717"/>
       <w:r>
         <w:t/>
       </w:r>
@@ -9483,7 +9455,7 @@
         <w:rPr>
           <w:color w:val="0000FF"/>
         </w:rPr>
-        <w:instrText xml:space="preserve"> REF _Numd19e3476 \h </w:instrText>
+        <w:instrText xml:space="preserve"> REF _Numd19e3461 \h </w:instrText>
       </w:r>
       <w:r>
         <w:fldChar w:fldCharType="separate"/>
@@ -9554,8 +9526,8 @@
           <w:numId w:val="172"/>
         </w:numPr>
       </w:pPr>
-      <w:bookmarkStart w:id="245" w:name="_Tocd19e3758"/>
-      <w:bookmarkStart w:id="244" w:name="_Refd19e3758"/>
+      <w:bookmarkStart w:id="245" w:name="_Tocd19e3743"/>
+      <w:bookmarkStart w:id="244" w:name="_Refd19e3743"/>
       <w:r>
         <w:t/>
       </w:r>
@@ -9660,9 +9632,9 @@
       <w:pPr>
         <w:pStyle w:val="Heading3"/>
       </w:pPr>
-      <w:bookmarkStart w:id="246" w:name="_Numd19e3810"/>
-      <w:bookmarkStart w:id="247" w:name="_Refd19e3810"/>
-      <w:bookmarkStart w:id="248" w:name="_Tocd19e3810"/>
+      <w:bookmarkStart w:id="246" w:name="_Numd19e3795"/>
+      <w:bookmarkStart w:id="247" w:name="_Refd19e3795"/>
+      <w:bookmarkStart w:id="248" w:name="_Tocd19e3795"/>
       <w:r>
         <w:t/>
       </w:r>
@@ -9685,8 +9657,8 @@
           <w:numId w:val="173"/>
         </w:numPr>
       </w:pPr>
-      <w:bookmarkStart w:id="250" w:name="_Tocd19e3819"/>
-      <w:bookmarkStart w:id="249" w:name="_Refd19e3819"/>
+      <w:bookmarkStart w:id="250" w:name="_Tocd19e3804"/>
+      <w:bookmarkStart w:id="249" w:name="_Refd19e3804"/>
       <w:r>
         <w:t/>
       </w:r>
@@ -9732,9 +9704,9 @@
       <w:pPr>
         <w:pStyle w:val="Heading2"/>
       </w:pPr>
-      <w:bookmarkStart w:id="251" w:name="_Numd19e3847"/>
-      <w:bookmarkStart w:id="252" w:name="_Refd19e3847"/>
-      <w:bookmarkStart w:id="253" w:name="_Tocd19e3847"/>
+      <w:bookmarkStart w:id="251" w:name="_Numd19e3832"/>
+      <w:bookmarkStart w:id="252" w:name="_Refd19e3832"/>
+      <w:bookmarkStart w:id="253" w:name="_Tocd19e3832"/>
       <w:r>
         <w:t/>
       </w:r>
@@ -9753,9 +9725,9 @@
       <w:pPr>
         <w:pStyle w:val="Heading3"/>
       </w:pPr>
-      <w:bookmarkStart w:id="254" w:name="_Numd19e3860"/>
-      <w:bookmarkStart w:id="255" w:name="_Refd19e3860"/>
-      <w:bookmarkStart w:id="256" w:name="_Tocd19e3860"/>
+      <w:bookmarkStart w:id="254" w:name="_Numd19e3845"/>
+      <w:bookmarkStart w:id="255" w:name="_Refd19e3845"/>
+      <w:bookmarkStart w:id="256" w:name="_Tocd19e3845"/>
       <w:r>
         <w:t/>
       </w:r>
@@ -9782,9 +9754,9 @@
       <w:pPr>
         <w:pStyle w:val="Heading3"/>
       </w:pPr>
-      <w:bookmarkStart w:id="257" w:name="_Numd19e3879"/>
-      <w:bookmarkStart w:id="258" w:name="_Refd19e3879"/>
-      <w:bookmarkStart w:id="259" w:name="_Tocd19e3879"/>
+      <w:bookmarkStart w:id="257" w:name="_Numd19e3864"/>
+      <w:bookmarkStart w:id="258" w:name="_Refd19e3864"/>
+      <w:bookmarkStart w:id="259" w:name="_Tocd19e3864"/>
       <w:r>
         <w:t/>
       </w:r>
@@ -9820,9 +9792,9 @@
       <w:pPr>
         <w:pStyle w:val="Heading3"/>
       </w:pPr>
-      <w:bookmarkStart w:id="260" w:name="_Numd19e3900"/>
-      <w:bookmarkStart w:id="261" w:name="_Refd19e3900"/>
-      <w:bookmarkStart w:id="262" w:name="_Tocd19e3900"/>
+      <w:bookmarkStart w:id="260" w:name="_Numd19e3885"/>
+      <w:bookmarkStart w:id="261" w:name="_Refd19e3885"/>
+      <w:bookmarkStart w:id="262" w:name="_Tocd19e3885"/>
       <w:r>
         <w:t/>
       </w:r>
@@ -9845,8 +9817,8 @@
           <w:numId w:val="174"/>
         </w:numPr>
       </w:pPr>
-      <w:bookmarkStart w:id="264" w:name="_Tocd19e3909"/>
-      <w:bookmarkStart w:id="263" w:name="_Refd19e3909"/>
+      <w:bookmarkStart w:id="264" w:name="_Tocd19e3894"/>
+      <w:bookmarkStart w:id="263" w:name="_Refd19e3894"/>
       <w:r>
         <w:t/>
       </w:r>
@@ -9896,7 +9868,7 @@
         <w:rPr>
           <w:color w:val="0000FF"/>
         </w:rPr>
-        <w:instrText xml:space="preserve"> REF _Numd19e4052 \h </w:instrText>
+        <w:instrText xml:space="preserve"> REF _Numd19e4037 \h </w:instrText>
       </w:r>
       <w:r>
         <w:fldChar w:fldCharType="separate"/>
@@ -9948,8 +9920,8 @@
           <w:numId w:val="175"/>
         </w:numPr>
       </w:pPr>
-      <w:bookmarkStart w:id="266" w:name="_Tocd19e3939"/>
-      <w:bookmarkStart w:id="265" w:name="_Refd19e3939"/>
+      <w:bookmarkStart w:id="266" w:name="_Tocd19e3924"/>
+      <w:bookmarkStart w:id="265" w:name="_Refd19e3924"/>
       <w:r>
         <w:t/>
       </w:r>
@@ -9988,9 +9960,9 @@
       <w:pPr>
         <w:pStyle w:val="Heading3"/>
       </w:pPr>
-      <w:bookmarkStart w:id="267" w:name="_Numd19e3964"/>
-      <w:bookmarkStart w:id="268" w:name="_Refd19e3964"/>
-      <w:bookmarkStart w:id="269" w:name="_Tocd19e3964"/>
+      <w:bookmarkStart w:id="267" w:name="_Numd19e3949"/>
+      <w:bookmarkStart w:id="268" w:name="_Refd19e3949"/>
+      <w:bookmarkStart w:id="269" w:name="_Tocd19e3949"/>
       <w:r>
         <w:t/>
       </w:r>
@@ -10013,8 +9985,8 @@
           <w:numId w:val="176"/>
         </w:numPr>
       </w:pPr>
-      <w:bookmarkStart w:id="271" w:name="_Tocd19e3973"/>
-      <w:bookmarkStart w:id="270" w:name="_Refd19e3973"/>
+      <w:bookmarkStart w:id="271" w:name="_Tocd19e3958"/>
+      <w:bookmarkStart w:id="270" w:name="_Refd19e3958"/>
       <w:r>
         <w:t/>
       </w:r>
@@ -10034,8 +10006,8 @@
           <w:numId w:val="177"/>
         </w:numPr>
       </w:pPr>
-      <w:bookmarkStart w:id="273" w:name="_Tocd19e3981"/>
-      <w:bookmarkStart w:id="272" w:name="_Refd19e3981"/>
+      <w:bookmarkStart w:id="273" w:name="_Tocd19e3966"/>
+      <w:bookmarkStart w:id="272" w:name="_Refd19e3966"/>
       <w:r>
         <w:t/>
       </w:r>
@@ -10161,7 +10133,7 @@
         <w:rPr>
           <w:color w:val="0000FF"/>
         </w:rPr>
-        <w:instrText xml:space="preserve"> REF _Numd19e3900 \h </w:instrText>
+        <w:instrText xml:space="preserve"> REF _Numd19e3885 \h </w:instrText>
       </w:r>
       <w:r>
         <w:fldChar w:fldCharType="separate"/>
@@ -10220,9 +10192,9 @@
       <w:pPr>
         <w:pStyle w:val="Heading3"/>
       </w:pPr>
-      <w:bookmarkStart w:id="274" w:name="_Numd19e4052"/>
-      <w:bookmarkStart w:id="275" w:name="_Refd19e4052"/>
-      <w:bookmarkStart w:id="276" w:name="_Tocd19e4052"/>
+      <w:bookmarkStart w:id="274" w:name="_Numd19e4037"/>
+      <w:bookmarkStart w:id="275" w:name="_Refd19e4037"/>
+      <w:bookmarkStart w:id="276" w:name="_Tocd19e4037"/>
       <w:r>
         <w:t/>
       </w:r>
@@ -10253,7 +10225,7 @@
         <w:rPr>
           <w:color w:val="0000FF"/>
         </w:rPr>
-        <w:instrText xml:space="preserve"> REF _Numd19e3879 \h </w:instrText>
+        <w:instrText xml:space="preserve"> REF _Numd19e3864 \h </w:instrText>
       </w:r>
       <w:r>
         <w:fldChar w:fldCharType="separate"/>
@@ -10286,8 +10258,8 @@
           <w:numId w:val="178"/>
         </w:numPr>
       </w:pPr>
-      <w:bookmarkStart w:id="278" w:name="_Tocd19e4067"/>
-      <w:bookmarkStart w:id="277" w:name="_Refd19e4067"/>
+      <w:bookmarkStart w:id="278" w:name="_Tocd19e4052"/>
+      <w:bookmarkStart w:id="277" w:name="_Refd19e4052"/>
       <w:r>
         <w:t/>
       </w:r>
@@ -10307,8 +10279,8 @@
           <w:numId w:val="179"/>
         </w:numPr>
       </w:pPr>
-      <w:bookmarkStart w:id="280" w:name="_Tocd19e4075"/>
-      <w:bookmarkStart w:id="279" w:name="_Refd19e4075"/>
+      <w:bookmarkStart w:id="280" w:name="_Tocd19e4060"/>
+      <w:bookmarkStart w:id="279" w:name="_Refd19e4060"/>
       <w:r>
         <w:t/>
       </w:r>
@@ -10434,8 +10406,8 @@
           <w:numId w:val="180"/>
         </w:numPr>
       </w:pPr>
-      <w:bookmarkStart w:id="282" w:name="_Tocd19e4122"/>
-      <w:bookmarkStart w:id="281" w:name="_Refd19e4122"/>
+      <w:bookmarkStart w:id="282" w:name="_Tocd19e4107"/>
+      <w:bookmarkStart w:id="281" w:name="_Refd19e4107"/>
       <w:r>
         <w:t/>
       </w:r>
@@ -10474,9 +10446,9 @@
       <w:pPr>
         <w:pStyle w:val="Heading3"/>
       </w:pPr>
-      <w:bookmarkStart w:id="283" w:name="_Numd19e4147"/>
-      <w:bookmarkStart w:id="284" w:name="_Refd19e4147"/>
-      <w:bookmarkStart w:id="285" w:name="_Tocd19e4147"/>
+      <w:bookmarkStart w:id="283" w:name="_Numd19e4132"/>
+      <w:bookmarkStart w:id="284" w:name="_Refd19e4132"/>
+      <w:bookmarkStart w:id="285" w:name="_Tocd19e4132"/>
       <w:r>
         <w:t/>
       </w:r>
@@ -10499,8 +10471,8 @@
           <w:numId w:val="181"/>
         </w:numPr>
       </w:pPr>
-      <w:bookmarkStart w:id="287" w:name="_Tocd19e4156"/>
-      <w:bookmarkStart w:id="286" w:name="_Refd19e4156"/>
+      <w:bookmarkStart w:id="287" w:name="_Tocd19e4141"/>
+      <w:bookmarkStart w:id="286" w:name="_Refd19e4141"/>
       <w:r>
         <w:t/>
       </w:r>
@@ -10539,7 +10511,7 @@
         <w:rPr>
           <w:color w:val="0000FF"/>
         </w:rPr>
-        <w:instrText xml:space="preserve"> REF _Numd19e3900 \h </w:instrText>
+        <w:instrText xml:space="preserve"> REF _Numd19e3885 \h </w:instrText>
       </w:r>
       <w:r>
         <w:fldChar w:fldCharType="separate"/>
@@ -10591,8 +10563,8 @@
           <w:numId w:val="182"/>
         </w:numPr>
       </w:pPr>
-      <w:bookmarkStart w:id="289" w:name="_Tocd19e4182"/>
-      <w:bookmarkStart w:id="288" w:name="_Refd19e4182"/>
+      <w:bookmarkStart w:id="289" w:name="_Tocd19e4167"/>
+      <w:bookmarkStart w:id="288" w:name="_Refd19e4167"/>
       <w:r>
         <w:t/>
       </w:r>
@@ -10650,9 +10622,9 @@
       <w:pPr>
         <w:pStyle w:val="Heading2"/>
       </w:pPr>
-      <w:bookmarkStart w:id="290" w:name="_Numd19e4215"/>
-      <w:bookmarkStart w:id="291" w:name="_Refd19e4215"/>
-      <w:bookmarkStart w:id="292" w:name="_Tocd19e4215"/>
+      <w:bookmarkStart w:id="290" w:name="_Numd19e4200"/>
+      <w:bookmarkStart w:id="291" w:name="_Refd19e4200"/>
+      <w:bookmarkStart w:id="292" w:name="_Tocd19e4200"/>
       <w:r>
         <w:t/>
       </w:r>
@@ -10671,9 +10643,9 @@
       <w:pPr>
         <w:pStyle w:val="Heading3"/>
       </w:pPr>
-      <w:bookmarkStart w:id="293" w:name="_Numd19e4228"/>
-      <w:bookmarkStart w:id="294" w:name="_Refd19e4228"/>
-      <w:bookmarkStart w:id="295" w:name="_Tocd19e4228"/>
+      <w:bookmarkStart w:id="293" w:name="_Numd19e4213"/>
+      <w:bookmarkStart w:id="294" w:name="_Refd19e4213"/>
+      <w:bookmarkStart w:id="295" w:name="_Tocd19e4213"/>
       <w:r>
         <w:t/>
       </w:r>
@@ -10696,8 +10668,8 @@
           <w:numId w:val="183"/>
         </w:numPr>
       </w:pPr>
-      <w:bookmarkStart w:id="297" w:name="_Tocd19e4237"/>
-      <w:bookmarkStart w:id="296" w:name="_Refd19e4237"/>
+      <w:bookmarkStart w:id="297" w:name="_Tocd19e4222"/>
+      <w:bookmarkStart w:id="296" w:name="_Refd19e4222"/>
       <w:r>
         <w:t/>
       </w:r>
@@ -10717,7 +10689,7 @@
         <w:rPr>
           <w:color w:val="0000FF"/>
         </w:rPr>
-        <w:instrText xml:space="preserve"> REF _Numd19e3168 \h </w:instrText>
+        <w:instrText xml:space="preserve"> REF _Numd19e3158 \h </w:instrText>
       </w:r>
       <w:r>
         <w:fldChar w:fldCharType="separate"/>
@@ -10778,9 +10750,9 @@
       <w:pPr>
         <w:pStyle w:val="Heading3"/>
       </w:pPr>
-      <w:bookmarkStart w:id="298" w:name="_Numd19e4269"/>
-      <w:bookmarkStart w:id="299" w:name="_Refd19e4269"/>
-      <w:bookmarkStart w:id="300" w:name="_Tocd19e4269"/>
+      <w:bookmarkStart w:id="298" w:name="_Numd19e4254"/>
+      <w:bookmarkStart w:id="299" w:name="_Refd19e4254"/>
+      <w:bookmarkStart w:id="300" w:name="_Tocd19e4254"/>
       <w:r>
         <w:t/>
       </w:r>
@@ -10828,10 +10800,10 @@
           <w:numId w:val="185"/>
         </w:numPr>
       </w:pPr>
-      <w:bookmarkStart w:id="304" w:name="_Tocd19e4288"/>
-      <w:bookmarkStart w:id="303" w:name="_Refd19e4288"/>
-      <w:bookmarkStart w:id="302" w:name="_Tocd19e4285"/>
-      <w:bookmarkStart w:id="301" w:name="_Refd19e4285"/>
+      <w:bookmarkStart w:id="304" w:name="_Tocd19e4273"/>
+      <w:bookmarkStart w:id="303" w:name="_Refd19e4273"/>
+      <w:bookmarkStart w:id="302" w:name="_Tocd19e4270"/>
+      <w:bookmarkStart w:id="301" w:name="_Refd19e4270"/>
       <w:r>
         <w:t/>
       </w:r>
@@ -11006,9 +10978,9 @@
       <w:pPr>
         <w:pStyle w:val="Heading3"/>
       </w:pPr>
-      <w:bookmarkStart w:id="305" w:name="_Numd19e4361"/>
-      <w:bookmarkStart w:id="306" w:name="_Refd19e4361"/>
-      <w:bookmarkStart w:id="307" w:name="_Tocd19e4361"/>
+      <w:bookmarkStart w:id="305" w:name="_Numd19e4346"/>
+      <w:bookmarkStart w:id="306" w:name="_Refd19e4346"/>
+      <w:bookmarkStart w:id="307" w:name="_Tocd19e4346"/>
       <w:r>
         <w:t/>
       </w:r>
@@ -11035,9 +11007,9 @@
       <w:pPr>
         <w:pStyle w:val="Heading3"/>
       </w:pPr>
-      <w:bookmarkStart w:id="308" w:name="_Numd19e4380"/>
-      <w:bookmarkStart w:id="309" w:name="_Refd19e4380"/>
-      <w:bookmarkStart w:id="310" w:name="_Tocd19e4380"/>
+      <w:bookmarkStart w:id="308" w:name="_Numd19e4365"/>
+      <w:bookmarkStart w:id="309" w:name="_Refd19e4365"/>
+      <w:bookmarkStart w:id="310" w:name="_Tocd19e4365"/>
       <w:r>
         <w:t/>
       </w:r>
@@ -11060,8 +11032,8 @@
           <w:numId w:val="188"/>
         </w:numPr>
       </w:pPr>
-      <w:bookmarkStart w:id="312" w:name="_Tocd19e4389"/>
-      <w:bookmarkStart w:id="311" w:name="_Refd19e4389"/>
+      <w:bookmarkStart w:id="312" w:name="_Tocd19e4374"/>
+      <w:bookmarkStart w:id="311" w:name="_Refd19e4374"/>
       <w:r>
         <w:t/>
       </w:r>
@@ -11100,8 +11072,8 @@
           <w:numId w:val="189"/>
         </w:numPr>
       </w:pPr>
-      <w:bookmarkStart w:id="314" w:name="_Tocd19e4404"/>
-      <w:bookmarkStart w:id="313" w:name="_Refd19e4404"/>
+      <w:bookmarkStart w:id="314" w:name="_Tocd19e4389"/>
+      <w:bookmarkStart w:id="313" w:name="_Refd19e4389"/>
       <w:r>
         <w:t/>
       </w:r>
@@ -11261,7 +11233,7 @@
         <w:rPr>
           <w:color w:val="0000FF"/>
         </w:rPr>
-        <w:instrText xml:space="preserve"> REF _Numd19e4269 \h </w:instrText>
+        <w:instrText xml:space="preserve"> REF _Numd19e4254 \h </w:instrText>
       </w:r>
       <w:r>
         <w:fldChar w:fldCharType="separate"/>
@@ -11350,9 +11322,9 @@
       <w:pPr>
         <w:pStyle w:val="Heading2"/>
       </w:pPr>
-      <w:bookmarkStart w:id="315" w:name="_Numd19e4487"/>
-      <w:bookmarkStart w:id="316" w:name="_Refd19e4487"/>
-      <w:bookmarkStart w:id="317" w:name="_Tocd19e4487"/>
+      <w:bookmarkStart w:id="315" w:name="_Numd19e4472"/>
+      <w:bookmarkStart w:id="316" w:name="_Refd19e4472"/>
+      <w:bookmarkStart w:id="317" w:name="_Tocd19e4472"/>
       <w:r>
         <w:t/>
       </w:r>
@@ -11371,9 +11343,9 @@
       <w:pPr>
         <w:pStyle w:val="Heading3"/>
       </w:pPr>
-      <w:bookmarkStart w:id="318" w:name="_Numd19e4500"/>
-      <w:bookmarkStart w:id="319" w:name="_Refd19e4500"/>
-      <w:bookmarkStart w:id="320" w:name="_Tocd19e4500"/>
+      <w:bookmarkStart w:id="318" w:name="_Numd19e4485"/>
+      <w:bookmarkStart w:id="319" w:name="_Refd19e4485"/>
+      <w:bookmarkStart w:id="320" w:name="_Tocd19e4485"/>
       <w:r>
         <w:t/>
       </w:r>
@@ -11400,9 +11372,9 @@
       <w:pPr>
         <w:pStyle w:val="Heading3"/>
       </w:pPr>
-      <w:bookmarkStart w:id="321" w:name="_Numd19e4519"/>
-      <w:bookmarkStart w:id="322" w:name="_Refd19e4519"/>
-      <w:bookmarkStart w:id="323" w:name="_Tocd19e4519"/>
+      <w:bookmarkStart w:id="321" w:name="_Numd19e4504"/>
+      <w:bookmarkStart w:id="322" w:name="_Refd19e4504"/>
+      <w:bookmarkStart w:id="323" w:name="_Tocd19e4504"/>
       <w:r>
         <w:t/>
       </w:r>
@@ -11489,9 +11461,9 @@
       <w:pPr>
         <w:pStyle w:val="Heading3"/>
       </w:pPr>
-      <w:bookmarkStart w:id="324" w:name="_Numd19e4555"/>
-      <w:bookmarkStart w:id="325" w:name="_Refd19e4555"/>
-      <w:bookmarkStart w:id="326" w:name="_Tocd19e4555"/>
+      <w:bookmarkStart w:id="324" w:name="_Numd19e4540"/>
+      <w:bookmarkStart w:id="325" w:name="_Refd19e4540"/>
+      <w:bookmarkStart w:id="326" w:name="_Tocd19e4540"/>
       <w:r>
         <w:t/>
       </w:r>
@@ -11769,7 +11741,7 @@
         <w:rPr>
           <w:color w:val="0000FF"/>
         </w:rPr>
-        <w:instrText xml:space="preserve"> REF _Numd19e4949 \h </w:instrText>
+        <w:instrText xml:space="preserve"> REF _Numd19e4934 \h </w:instrText>
       </w:r>
       <w:r>
         <w:fldChar w:fldCharType="separate"/>
@@ -12242,9 +12214,9 @@
       <w:pPr>
         <w:pStyle w:val="Heading3"/>
       </w:pPr>
-      <w:bookmarkStart w:id="327" w:name="_Numd19e4854"/>
-      <w:bookmarkStart w:id="328" w:name="_Refd19e4854"/>
-      <w:bookmarkStart w:id="329" w:name="_Tocd19e4854"/>
+      <w:bookmarkStart w:id="327" w:name="_Numd19e4839"/>
+      <w:bookmarkStart w:id="328" w:name="_Refd19e4839"/>
+      <w:bookmarkStart w:id="329" w:name="_Tocd19e4839"/>
       <w:r>
         <w:t/>
       </w:r>
@@ -12468,9 +12440,9 @@
       <w:pPr>
         <w:pStyle w:val="Heading3"/>
       </w:pPr>
-      <w:bookmarkStart w:id="330" w:name="_Numd19e4949"/>
-      <w:bookmarkStart w:id="331" w:name="_Refd19e4949"/>
-      <w:bookmarkStart w:id="332" w:name="_Tocd19e4949"/>
+      <w:bookmarkStart w:id="330" w:name="_Numd19e4934"/>
+      <w:bookmarkStart w:id="331" w:name="_Refd19e4934"/>
+      <w:bookmarkStart w:id="332" w:name="_Tocd19e4934"/>
       <w:r>
         <w:t/>
       </w:r>
@@ -12810,9 +12782,9 @@
       <w:pPr>
         <w:pStyle w:val="Heading3"/>
       </w:pPr>
-      <w:bookmarkStart w:id="333" w:name="_Numd19e5096"/>
-      <w:bookmarkStart w:id="334" w:name="_Refd19e5096"/>
-      <w:bookmarkStart w:id="335" w:name="_Tocd19e5096"/>
+      <w:bookmarkStart w:id="333" w:name="_Numd19e5081"/>
+      <w:bookmarkStart w:id="334" w:name="_Refd19e5081"/>
+      <w:bookmarkStart w:id="335" w:name="_Tocd19e5081"/>
       <w:r>
         <w:t/>
       </w:r>
@@ -13114,7 +13086,7 @@
         <w:rPr>
           <w:noProof/>
         </w:rPr>
-        <w:t>5302.101   Definitions</w:t>
+        <w:t>Heading 3</w:t>
       </w:r>
     </w:fldSimple>
   </w:p>
@@ -25117,7 +25089,7 @@
   <w:style w:type="paragraph" w:default="1" w:styleId="Normal">
     <w:name w:val="Normal"/>
     <w:qFormat/>
-    <w:rsid w:val="00792F9E"/>
+    <w:rsid w:val="0035396F"/>
     <w:rPr>
       <w:rFonts w:ascii="Times New Roman" w:hAnsi="Times New Roman"/>
     </w:rPr>
@@ -25234,67 +25206,42 @@
   </w:style>
   <w:style w:type="paragraph" w:styleId="Heading6">
     <w:name w:val="heading 6"/>
-    <w:basedOn w:val="Normal"/>
+    <w:basedOn w:val="Heading4"/>
     <w:next w:val="BodyText"/>
     <w:link w:val="Heading6Char"/>
     <w:uiPriority w:val="9"/>
     <w:unhideWhenUsed/>
     <w:qFormat/>
-    <w:rsid w:val="00D068E1"/>
+    <w:rsid w:val="002D4362"/>
     <w:pPr>
-      <w:keepNext/>
-      <w:keepLines/>
-      <w:spacing w:before="40"/>
       <w:outlineLvl w:val="5"/>
     </w:pPr>
-    <w:rPr>
-      <w:rFonts w:eastAsiaTheme="majorEastAsia" w:cstheme="majorBidi"/>
-      <w:color w:val="1F3763" w:themeColor="accent1" w:themeShade="7F"/>
-    </w:rPr>
   </w:style>
   <w:style w:type="paragraph" w:styleId="Heading7">
     <w:name w:val="heading 7"/>
-    <w:basedOn w:val="Normal"/>
+    <w:basedOn w:val="Heading6"/>
     <w:next w:val="BodyText"/>
     <w:link w:val="Heading7Char"/>
     <w:uiPriority w:val="9"/>
     <w:unhideWhenUsed/>
     <w:qFormat/>
-    <w:rsid w:val="005043CB"/>
+    <w:rsid w:val="002D4362"/>
     <w:pPr>
-      <w:keepNext/>
-      <w:keepLines/>
-      <w:spacing w:before="40"/>
       <w:outlineLvl w:val="6"/>
     </w:pPr>
-    <w:rPr>
-      <w:rFonts w:asciiTheme="majorHAnsi" w:eastAsiaTheme="majorEastAsia" w:hAnsiTheme="majorHAnsi" w:cstheme="majorBidi"/>
-      <w:i/>
-      <w:iCs/>
-      <w:color w:val="1F3763" w:themeColor="accent1" w:themeShade="7F"/>
-    </w:rPr>
   </w:style>
   <w:style w:type="paragraph" w:styleId="Heading8">
     <w:name w:val="heading 8"/>
-    <w:basedOn w:val="Normal"/>
+    <w:basedOn w:val="Heading7"/>
     <w:next w:val="BodyText"/>
     <w:link w:val="Heading8Char"/>
     <w:uiPriority w:val="9"/>
     <w:unhideWhenUsed/>
     <w:qFormat/>
-    <w:rsid w:val="005043CB"/>
+    <w:rsid w:val="002D4362"/>
     <w:pPr>
-      <w:keepNext/>
-      <w:keepLines/>
-      <w:spacing w:before="40"/>
       <w:outlineLvl w:val="7"/>
     </w:pPr>
-    <w:rPr>
-      <w:rFonts w:asciiTheme="majorHAnsi" w:eastAsiaTheme="majorEastAsia" w:hAnsiTheme="majorHAnsi" w:cstheme="majorBidi"/>
-      <w:color w:val="272727" w:themeColor="text1" w:themeTint="D8"/>
-      <w:sz w:val="21"/>
-      <w:szCs w:val="21"/>
-    </w:rPr>
   </w:style>
   <w:style w:type="paragraph" w:styleId="Heading9">
     <w:name w:val="heading 9"/>
@@ -25545,10 +25492,11 @@
     <w:basedOn w:val="DefaultParagraphFont"/>
     <w:link w:val="Heading6"/>
     <w:uiPriority w:val="9"/>
-    <w:rsid w:val="00D068E1"/>
+    <w:rsid w:val="002D4362"/>
     <w:rPr>
       <w:rFonts w:ascii="Times New Roman" w:eastAsiaTheme="majorEastAsia" w:hAnsi="Times New Roman" w:cstheme="majorBidi"/>
-      <w:color w:val="1F3763" w:themeColor="accent1" w:themeShade="7F"/>
+      <w:b/>
+      <w:iCs/>
     </w:rPr>
   </w:style>
   <w:style w:type="character" w:customStyle="1" w:styleId="Heading7Char">
@@ -25556,12 +25504,11 @@
     <w:basedOn w:val="DefaultParagraphFont"/>
     <w:link w:val="Heading7"/>
     <w:uiPriority w:val="9"/>
-    <w:rsid w:val="005043CB"/>
+    <w:rsid w:val="002D4362"/>
     <w:rPr>
-      <w:rFonts w:asciiTheme="majorHAnsi" w:eastAsiaTheme="majorEastAsia" w:hAnsiTheme="majorHAnsi" w:cstheme="majorBidi"/>
-      <w:i/>
+      <w:rFonts w:ascii="Times New Roman" w:eastAsiaTheme="majorEastAsia" w:hAnsi="Times New Roman" w:cstheme="majorBidi"/>
+      <w:b/>
       <w:iCs/>
-      <w:color w:val="1F3763" w:themeColor="accent1" w:themeShade="7F"/>
     </w:rPr>
   </w:style>
   <w:style w:type="character" w:customStyle="1" w:styleId="Heading8Char">
@@ -25569,12 +25516,11 @@
     <w:basedOn w:val="DefaultParagraphFont"/>
     <w:link w:val="Heading8"/>
     <w:uiPriority w:val="9"/>
-    <w:rsid w:val="005043CB"/>
+    <w:rsid w:val="002D4362"/>
     <w:rPr>
-      <w:rFonts w:asciiTheme="majorHAnsi" w:eastAsiaTheme="majorEastAsia" w:hAnsiTheme="majorHAnsi" w:cstheme="majorBidi"/>
-      <w:color w:val="272727" w:themeColor="text1" w:themeTint="D8"/>
-      <w:sz w:val="21"/>
-      <w:szCs w:val="21"/>
+      <w:rFonts w:ascii="Times New Roman" w:eastAsiaTheme="majorEastAsia" w:hAnsi="Times New Roman" w:cstheme="majorBidi"/>
+      <w:b/>
+      <w:iCs/>
     </w:rPr>
   </w:style>
   <w:style w:type="character" w:customStyle="1" w:styleId="Heading9Char">
